--- a/backend-app/samples/biểu mẫu tiệc/Phiếu góp ý tiệc ky hoa.docx
+++ b/backend-app/samples/biểu mẫu tiệc/Phiếu góp ý tiệc ky hoa.docx
@@ -14,8 +14,6 @@
           <w:sz w:val="20"/>
         </w:rPr>
       </w:pPr>
-      <w:bookmarkStart w:id="0" w:name="_GoBack"/>
-      <w:bookmarkEnd w:id="0"/>
       <w:r>
         <w:rPr>
           <w:rFonts w:ascii="Times New Roman" w:hAnsi="Times New Roman"/>
@@ -110,7 +108,6 @@
       <w:r>
         <w:rPr>
           <w:sz w:val="24"/>
-          <w:lang/>
         </w:rPr>
         <w:drawing>
           <wp:anchor distT="0" distB="0" distL="114300" distR="114300" simplePos="0" relativeHeight="251659264" behindDoc="0" locked="0" layoutInCell="1" allowOverlap="1">
@@ -272,7 +269,19 @@
         </w:rPr>
       </w:pPr>
       <w:r>
-        <w:t>Tên khách hàng / Tên chủ tiệc: {TenKhachHang}</w:t>
+        <w:t xml:space="preserve">Tên khách hàng / Tên chủ tiệc: </w:t>
+      </w:r>
+      <w:r>
+        <w:rPr>
+          <w:rFonts w:ascii="Consolas" w:hAnsi="Consolas" w:eastAsia="Consolas" w:cs="Consolas"/>
+          <w:i w:val="0"/>
+          <w:iCs w:val="0"/>
+          <w:caps w:val="0"/>
+          <w:spacing w:val="0"/>
+          <w:sz w:val="17"/>
+          <w:szCs w:val="17"/>
+        </w:rPr>
+        <w:t>{BenBTenChuTiec}</w:t>
       </w:r>
     </w:p>
     <w:p>
@@ -286,7 +295,27 @@
         </w:rPr>
       </w:pPr>
       <w:r>
-        <w:t>Ngày: {NgayTiec}             Giờ: {GioTiec}            Sảnh: {SanhTiec}</w:t>
+        <w:t xml:space="preserve">Ngày: </w:t>
+      </w:r>
+      <w:r>
+        <w:rPr>
+          <w:rFonts w:hint="default"/>
+        </w:rPr>
+        <w:t>{NgayToChuc}</w:t>
+      </w:r>
+      <w:r>
+        <w:t xml:space="preserve">         Giờ: </w:t>
+      </w:r>
+      <w:r>
+        <w:rPr>
+          <w:rFonts w:hint="default"/>
+        </w:rPr>
+        <w:t>{TiecGioBatDau}</w:t>
+      </w:r>
+      <w:bookmarkStart w:id="0" w:name="_GoBack"/>
+      <w:bookmarkEnd w:id="0"/>
+      <w:r>
+        <w:t xml:space="preserve">            Sảnh: {SanhTiec}</w:t>
       </w:r>
     </w:p>
     <w:p>
@@ -546,9 +575,6 @@
         </w:rPr>
       </w:pPr>
       <w:r>
-        <w:rPr>
-          <w:lang/>
-        </w:rPr>
         <mc:AlternateContent>
           <mc:Choice Requires="wps">
             <w:drawing>
@@ -599,7 +625,7 @@
           </mc:Choice>
           <mc:Fallback>
             <w:pict>
-              <v:rect id="Rectangle 339" o:spid="_x0000_s1026" o:spt="1" style="position:absolute;left:0pt;margin-left:300pt;margin-top:1.35pt;height:10.6pt;width:13.75pt;z-index:251687936;v-text-anchor:middle;mso-width-relative:page;mso-height-relative:page;" filled="f" stroked="t" coordsize="21600,21600" o:gfxdata="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">
+              <v:rect id="_x0000_s1026" o:spid="_x0000_s1026" o:spt="1" style="position:absolute;left:0pt;margin-left:300pt;margin-top:1.35pt;height:10.6pt;width:13.75pt;z-index:251687936;v-text-anchor:middle;mso-width-relative:page;mso-height-relative:page;" filled="f" stroked="t" coordsize="21600,21600" o:gfxdata="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">
                 <v:fill on="f" focussize="0,0"/>
                 <v:stroke color="#385D8A" joinstyle="round"/>
                 <v:imagedata o:title=""/>
@@ -610,9 +636,6 @@
         </mc:AlternateContent>
       </w:r>
       <w:r>
-        <w:rPr>
-          <w:lang/>
-        </w:rPr>
         <mc:AlternateContent>
           <mc:Choice Requires="wps">
             <w:drawing>
@@ -663,7 +686,7 @@
           </mc:Choice>
           <mc:Fallback>
             <w:pict>
-              <v:rect id="Rectangle 340" o:spid="_x0000_s1026" o:spt="1" style="position:absolute;left:0pt;margin-left:300pt;margin-top:14.5pt;height:10.6pt;width:13.75pt;z-index:251688960;v-text-anchor:middle;mso-width-relative:page;mso-height-relative:page;" filled="f" stroked="t" coordsize="21600,21600" o:gfxdata="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">
+              <v:rect id="_x0000_s1026" o:spid="_x0000_s1026" o:spt="1" style="position:absolute;left:0pt;margin-left:300pt;margin-top:14.5pt;height:10.6pt;width:13.75pt;z-index:251688960;v-text-anchor:middle;mso-width-relative:page;mso-height-relative:page;" filled="f" stroked="t" coordsize="21600,21600" o:gfxdata="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">
                 <v:fill on="f" focussize="0,0"/>
                 <v:stroke color="#385D8A" joinstyle="round"/>
                 <v:imagedata o:title=""/>
@@ -674,9 +697,6 @@
         </mc:AlternateContent>
       </w:r>
       <w:r>
-        <w:rPr>
-          <w:lang/>
-        </w:rPr>
         <mc:AlternateContent>
           <mc:Choice Requires="wps">
             <w:drawing>
@@ -727,7 +747,7 @@
           </mc:Choice>
           <mc:Fallback>
             <w:pict>
-              <v:rect id="Rectangle 341" o:spid="_x0000_s1026" o:spt="1" style="position:absolute;left:0pt;margin-left:300pt;margin-top:27.15pt;height:10.6pt;width:13.75pt;z-index:251689984;v-text-anchor:middle;mso-width-relative:page;mso-height-relative:page;" filled="f" stroked="t" coordsize="21600,21600" o:gfxdata="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">
+              <v:rect id="_x0000_s1026" o:spid="_x0000_s1026" o:spt="1" style="position:absolute;left:0pt;margin-left:300pt;margin-top:27.15pt;height:10.6pt;width:13.75pt;z-index:251689984;v-text-anchor:middle;mso-width-relative:page;mso-height-relative:page;" filled="f" stroked="t" coordsize="21600,21600" o:gfxdata="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">
                 <v:fill on="f" focussize="0,0"/>
                 <v:stroke color="#385D8A" joinstyle="round"/>
                 <v:imagedata o:title=""/>
@@ -738,9 +758,6 @@
         </mc:AlternateContent>
       </w:r>
       <w:r>
-        <w:rPr>
-          <w:lang/>
-        </w:rPr>
         <mc:AlternateContent>
           <mc:Choice Requires="wps">
             <w:drawing>
@@ -791,7 +808,7 @@
           </mc:Choice>
           <mc:Fallback>
             <w:pict>
-              <v:rect id="Rectangle 342" o:spid="_x0000_s1026" o:spt="1" style="position:absolute;left:0pt;margin-left:300pt;margin-top:40.8pt;height:10.6pt;width:13.75pt;z-index:251691008;v-text-anchor:middle;mso-width-relative:page;mso-height-relative:page;" filled="f" stroked="t" coordsize="21600,21600" o:gfxdata="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">
+              <v:rect id="_x0000_s1026" o:spid="_x0000_s1026" o:spt="1" style="position:absolute;left:0pt;margin-left:300pt;margin-top:40.8pt;height:10.6pt;width:13.75pt;z-index:251691008;v-text-anchor:middle;mso-width-relative:page;mso-height-relative:page;" filled="f" stroked="t" coordsize="21600,21600" o:gfxdata="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">
                 <v:fill on="f" focussize="0,0"/>
                 <v:stroke color="#385D8A" joinstyle="round"/>
                 <v:imagedata o:title=""/>
@@ -802,9 +819,6 @@
         </mc:AlternateContent>
       </w:r>
       <w:r>
-        <w:rPr>
-          <w:lang/>
-        </w:rPr>
         <mc:AlternateContent>
           <mc:Choice Requires="wps">
             <w:drawing>
@@ -855,7 +869,7 @@
           </mc:Choice>
           <mc:Fallback>
             <w:pict>
-              <v:rect id="Rectangle 343" o:spid="_x0000_s1026" o:spt="1" style="position:absolute;left:0pt;margin-left:300pt;margin-top:53.95pt;height:10.6pt;width:13.75pt;z-index:251692032;v-text-anchor:middle;mso-width-relative:page;mso-height-relative:page;" filled="f" stroked="t" coordsize="21600,21600" o:gfxdata="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">
+              <v:rect id="_x0000_s1026" o:spid="_x0000_s1026" o:spt="1" style="position:absolute;left:0pt;margin-left:300pt;margin-top:53.95pt;height:10.6pt;width:13.75pt;z-index:251692032;v-text-anchor:middle;mso-width-relative:page;mso-height-relative:page;" filled="f" stroked="t" coordsize="21600,21600" o:gfxdata="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">
                 <v:fill on="f" focussize="0,0"/>
                 <v:stroke color="#385D8A" joinstyle="round"/>
                 <v:imagedata o:title=""/>
@@ -866,9 +880,6 @@
         </mc:AlternateContent>
       </w:r>
       <w:r>
-        <w:rPr>
-          <w:lang/>
-        </w:rPr>
         <mc:AlternateContent>
           <mc:Choice Requires="wps">
             <w:drawing>
@@ -919,7 +930,7 @@
           </mc:Choice>
           <mc:Fallback>
             <w:pict>
-              <v:rect id="Rectangle 344" o:spid="_x0000_s1026" o:spt="1" style="position:absolute;left:0pt;margin-left:300pt;margin-top:68.05pt;height:10.6pt;width:13.75pt;z-index:251693056;v-text-anchor:middle;mso-width-relative:page;mso-height-relative:page;" filled="f" stroked="t" coordsize="21600,21600" o:gfxdata="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">
+              <v:rect id="_x0000_s1026" o:spid="_x0000_s1026" o:spt="1" style="position:absolute;left:0pt;margin-left:300pt;margin-top:68.05pt;height:10.6pt;width:13.75pt;z-index:251693056;v-text-anchor:middle;mso-width-relative:page;mso-height-relative:page;" filled="f" stroked="t" coordsize="21600,21600" o:gfxdata="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">
                 <v:fill on="f" focussize="0,0"/>
                 <v:stroke color="#385D8A" joinstyle="round"/>
                 <v:imagedata o:title=""/>
@@ -930,9 +941,6 @@
         </mc:AlternateContent>
       </w:r>
       <w:r>
-        <w:rPr>
-          <w:lang/>
-        </w:rPr>
         <mc:AlternateContent>
           <mc:Choice Requires="wps">
             <w:drawing>
@@ -983,7 +991,7 @@
           </mc:Choice>
           <mc:Fallback>
             <w:pict>
-              <v:rect id="Rectangle 345" o:spid="_x0000_s1026" o:spt="1" style="position:absolute;left:0pt;margin-left:300pt;margin-top:80.7pt;height:10.6pt;width:13.75pt;z-index:251694080;v-text-anchor:middle;mso-width-relative:page;mso-height-relative:page;" filled="f" stroked="t" coordsize="21600,21600" o:gfxdata="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">
+              <v:rect id="_x0000_s1026" o:spid="_x0000_s1026" o:spt="1" style="position:absolute;left:0pt;margin-left:300pt;margin-top:80.7pt;height:10.6pt;width:13.75pt;z-index:251694080;v-text-anchor:middle;mso-width-relative:page;mso-height-relative:page;" filled="f" stroked="t" coordsize="21600,21600" o:gfxdata="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">
                 <v:fill on="f" focussize="0,0"/>
                 <v:stroke color="#385D8A" joinstyle="round"/>
                 <v:imagedata o:title=""/>
@@ -994,9 +1002,6 @@
         </mc:AlternateContent>
       </w:r>
       <w:r>
-        <w:rPr>
-          <w:lang/>
-        </w:rPr>
         <mc:AlternateContent>
           <mc:Choice Requires="wps">
             <w:drawing>
@@ -1047,7 +1052,7 @@
           </mc:Choice>
           <mc:Fallback>
             <w:pict>
-              <v:rect id="Rectangle 346" o:spid="_x0000_s1026" o:spt="1" style="position:absolute;left:0pt;margin-left:300pt;margin-top:93.4pt;height:10.6pt;width:13.75pt;z-index:251695104;v-text-anchor:middle;mso-width-relative:page;mso-height-relative:page;" filled="f" stroked="t" coordsize="21600,21600" o:gfxdata="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">
+              <v:rect id="_x0000_s1026" o:spid="_x0000_s1026" o:spt="1" style="position:absolute;left:0pt;margin-left:300pt;margin-top:93.4pt;height:10.6pt;width:13.75pt;z-index:251695104;v-text-anchor:middle;mso-width-relative:page;mso-height-relative:page;" filled="f" stroked="t" coordsize="21600,21600" o:gfxdata="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">
                 <v:fill on="f" focussize="0,0"/>
                 <v:stroke color="#385D8A" joinstyle="round"/>
                 <v:imagedata o:title=""/>
@@ -1058,9 +1063,6 @@
         </mc:AlternateContent>
       </w:r>
       <w:r>
-        <w:rPr>
-          <w:lang/>
-        </w:rPr>
         <mc:AlternateContent>
           <mc:Choice Requires="wps">
             <w:drawing>
@@ -1111,7 +1113,7 @@
           </mc:Choice>
           <mc:Fallback>
             <w:pict>
-              <v:rect id="Rectangle 347" o:spid="_x0000_s1026" o:spt="1" style="position:absolute;left:0pt;margin-left:299.9pt;margin-top:107.4pt;height:10.6pt;width:13.75pt;z-index:251696128;v-text-anchor:middle;mso-width-relative:page;mso-height-relative:page;" filled="f" stroked="t" coordsize="21600,21600" o:gfxdata="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">
+              <v:rect id="_x0000_s1026" o:spid="_x0000_s1026" o:spt="1" style="position:absolute;left:0pt;margin-left:299.9pt;margin-top:107.4pt;height:10.6pt;width:13.75pt;z-index:251696128;v-text-anchor:middle;mso-width-relative:page;mso-height-relative:page;" filled="f" stroked="t" coordsize="21600,21600" o:gfxdata="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">
                 <v:fill on="f" focussize="0,0"/>
                 <v:stroke color="#385D8A" joinstyle="round"/>
                 <v:imagedata o:title=""/>
@@ -1122,9 +1124,6 @@
         </mc:AlternateContent>
       </w:r>
       <w:r>
-        <w:rPr>
-          <w:lang/>
-        </w:rPr>
         <mc:AlternateContent>
           <mc:Choice Requires="wps">
             <w:drawing>
@@ -1175,7 +1174,7 @@
           </mc:Choice>
           <mc:Fallback>
             <w:pict>
-              <v:rect id="Rectangle 348" o:spid="_x0000_s1026" o:spt="1" style="position:absolute;left:0pt;margin-left:257.05pt;margin-top:1.35pt;height:10.6pt;width:13.75pt;z-index:251678720;v-text-anchor:middle;mso-width-relative:page;mso-height-relative:page;" filled="f" stroked="t" coordsize="21600,21600" o:gfxdata="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">
+              <v:rect id="_x0000_s1026" o:spid="_x0000_s1026" o:spt="1" style="position:absolute;left:0pt;margin-left:257.05pt;margin-top:1.35pt;height:10.6pt;width:13.75pt;z-index:251678720;v-text-anchor:middle;mso-width-relative:page;mso-height-relative:page;" filled="f" stroked="t" coordsize="21600,21600" o:gfxdata="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">
                 <v:fill on="f" focussize="0,0"/>
                 <v:stroke color="#385D8A" joinstyle="round"/>
                 <v:imagedata o:title=""/>
@@ -1186,9 +1185,6 @@
         </mc:AlternateContent>
       </w:r>
       <w:r>
-        <w:rPr>
-          <w:lang/>
-        </w:rPr>
         <mc:AlternateContent>
           <mc:Choice Requires="wps">
             <w:drawing>
@@ -1239,7 +1235,7 @@
           </mc:Choice>
           <mc:Fallback>
             <w:pict>
-              <v:rect id="Rectangle 349" o:spid="_x0000_s1026" o:spt="1" style="position:absolute;left:0pt;margin-left:216.45pt;margin-top:1.35pt;height:10.6pt;width:13.75pt;z-index:251669504;v-text-anchor:middle;mso-width-relative:page;mso-height-relative:page;" filled="f" stroked="t" coordsize="21600,21600" o:gfxdata="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">
+              <v:rect id="_x0000_s1026" o:spid="_x0000_s1026" o:spt="1" style="position:absolute;left:0pt;margin-left:216.45pt;margin-top:1.35pt;height:10.6pt;width:13.75pt;z-index:251669504;v-text-anchor:middle;mso-width-relative:page;mso-height-relative:page;" filled="f" stroked="t" coordsize="21600,21600" o:gfxdata="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">
                 <v:fill on="f" focussize="0,0"/>
                 <v:stroke color="#385D8A" joinstyle="round"/>
                 <v:imagedata o:title=""/>
@@ -1250,9 +1246,6 @@
         </mc:AlternateContent>
       </w:r>
       <w:r>
-        <w:rPr>
-          <w:lang/>
-        </w:rPr>
         <mc:AlternateContent>
           <mc:Choice Requires="wps">
             <w:drawing>
@@ -1303,7 +1296,7 @@
           </mc:Choice>
           <mc:Fallback>
             <w:pict>
-              <v:rect id="Rectangle 350" o:spid="_x0000_s1026" o:spt="1" style="position:absolute;left:0pt;margin-left:216.45pt;margin-top:14.5pt;height:10.6pt;width:13.75pt;z-index:251670528;v-text-anchor:middle;mso-width-relative:page;mso-height-relative:page;" filled="f" stroked="t" coordsize="21600,21600" o:gfxdata="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">
+              <v:rect id="_x0000_s1026" o:spid="_x0000_s1026" o:spt="1" style="position:absolute;left:0pt;margin-left:216.45pt;margin-top:14.5pt;height:10.6pt;width:13.75pt;z-index:251670528;v-text-anchor:middle;mso-width-relative:page;mso-height-relative:page;" filled="f" stroked="t" coordsize="21600,21600" o:gfxdata="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">
                 <v:fill on="f" focussize="0,0"/>
                 <v:stroke color="#385D8A" joinstyle="round"/>
                 <v:imagedata o:title=""/>
@@ -1314,9 +1307,6 @@
         </mc:AlternateContent>
       </w:r>
       <w:r>
-        <w:rPr>
-          <w:lang/>
-        </w:rPr>
         <mc:AlternateContent>
           <mc:Choice Requires="wps">
             <w:drawing>
@@ -1367,7 +1357,7 @@
           </mc:Choice>
           <mc:Fallback>
             <w:pict>
-              <v:rect id="Rectangle 351" o:spid="_x0000_s1026" o:spt="1" style="position:absolute;left:0pt;margin-left:216.45pt;margin-top:27.15pt;height:10.6pt;width:13.75pt;z-index:251671552;v-text-anchor:middle;mso-width-relative:page;mso-height-relative:page;" filled="f" stroked="t" coordsize="21600,21600" o:gfxdata="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">
+              <v:rect id="_x0000_s1026" o:spid="_x0000_s1026" o:spt="1" style="position:absolute;left:0pt;margin-left:216.45pt;margin-top:27.15pt;height:10.6pt;width:13.75pt;z-index:251671552;v-text-anchor:middle;mso-width-relative:page;mso-height-relative:page;" filled="f" stroked="t" coordsize="21600,21600" o:gfxdata="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">
                 <v:fill on="f" focussize="0,0"/>
                 <v:stroke color="#385D8A" joinstyle="round"/>
                 <v:imagedata o:title=""/>
@@ -1378,9 +1368,6 @@
         </mc:AlternateContent>
       </w:r>
       <w:r>
-        <w:rPr>
-          <w:lang/>
-        </w:rPr>
         <mc:AlternateContent>
           <mc:Choice Requires="wps">
             <w:drawing>
@@ -1431,7 +1418,7 @@
           </mc:Choice>
           <mc:Fallback>
             <w:pict>
-              <v:rect id="Rectangle 352" o:spid="_x0000_s1026" o:spt="1" style="position:absolute;left:0pt;margin-left:216.45pt;margin-top:40.8pt;height:10.6pt;width:13.75pt;z-index:251672576;v-text-anchor:middle;mso-width-relative:page;mso-height-relative:page;" filled="f" stroked="t" coordsize="21600,21600" o:gfxdata="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">
+              <v:rect id="_x0000_s1026" o:spid="_x0000_s1026" o:spt="1" style="position:absolute;left:0pt;margin-left:216.45pt;margin-top:40.8pt;height:10.6pt;width:13.75pt;z-index:251672576;v-text-anchor:middle;mso-width-relative:page;mso-height-relative:page;" filled="f" stroked="t" coordsize="21600,21600" o:gfxdata="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">
                 <v:fill on="f" focussize="0,0"/>
                 <v:stroke color="#385D8A" joinstyle="round"/>
                 <v:imagedata o:title=""/>
@@ -1442,9 +1429,6 @@
         </mc:AlternateContent>
       </w:r>
       <w:r>
-        <w:rPr>
-          <w:lang/>
-        </w:rPr>
         <mc:AlternateContent>
           <mc:Choice Requires="wps">
             <w:drawing>
@@ -1495,7 +1479,7 @@
           </mc:Choice>
           <mc:Fallback>
             <w:pict>
-              <v:rect id="Rectangle 353" o:spid="_x0000_s1026" o:spt="1" style="position:absolute;left:0pt;margin-left:216.45pt;margin-top:53.95pt;height:10.6pt;width:13.75pt;z-index:251673600;v-text-anchor:middle;mso-width-relative:page;mso-height-relative:page;" filled="f" stroked="t" coordsize="21600,21600" o:gfxdata="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">
+              <v:rect id="_x0000_s1026" o:spid="_x0000_s1026" o:spt="1" style="position:absolute;left:0pt;margin-left:216.45pt;margin-top:53.95pt;height:10.6pt;width:13.75pt;z-index:251673600;v-text-anchor:middle;mso-width-relative:page;mso-height-relative:page;" filled="f" stroked="t" coordsize="21600,21600" o:gfxdata="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">
                 <v:fill on="f" focussize="0,0"/>
                 <v:stroke color="#385D8A" joinstyle="round"/>
                 <v:imagedata o:title=""/>
@@ -1506,9 +1490,6 @@
         </mc:AlternateContent>
       </w:r>
       <w:r>
-        <w:rPr>
-          <w:lang/>
-        </w:rPr>
         <mc:AlternateContent>
           <mc:Choice Requires="wps">
             <w:drawing>
@@ -1559,7 +1540,7 @@
           </mc:Choice>
           <mc:Fallback>
             <w:pict>
-              <v:rect id="Rectangle 354" o:spid="_x0000_s1026" o:spt="1" style="position:absolute;left:0pt;margin-left:216.45pt;margin-top:68.05pt;height:10.6pt;width:13.75pt;z-index:251674624;v-text-anchor:middle;mso-width-relative:page;mso-height-relative:page;" filled="f" stroked="t" coordsize="21600,21600" o:gfxdata="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">
+              <v:rect id="_x0000_s1026" o:spid="_x0000_s1026" o:spt="1" style="position:absolute;left:0pt;margin-left:216.45pt;margin-top:68.05pt;height:10.6pt;width:13.75pt;z-index:251674624;v-text-anchor:middle;mso-width-relative:page;mso-height-relative:page;" filled="f" stroked="t" coordsize="21600,21600" o:gfxdata="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">
                 <v:fill on="f" focussize="0,0"/>
                 <v:stroke color="#385D8A" joinstyle="round"/>
                 <v:imagedata o:title=""/>
@@ -1570,9 +1551,6 @@
         </mc:AlternateContent>
       </w:r>
       <w:r>
-        <w:rPr>
-          <w:lang/>
-        </w:rPr>
         <mc:AlternateContent>
           <mc:Choice Requires="wps">
             <w:drawing>
@@ -1623,7 +1601,7 @@
           </mc:Choice>
           <mc:Fallback>
             <w:pict>
-              <v:rect id="Rectangle 355" o:spid="_x0000_s1026" o:spt="1" style="position:absolute;left:0pt;margin-left:216.45pt;margin-top:80.7pt;height:10.6pt;width:13.75pt;z-index:251675648;v-text-anchor:middle;mso-width-relative:page;mso-height-relative:page;" filled="f" stroked="t" coordsize="21600,21600" o:gfxdata="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">
+              <v:rect id="_x0000_s1026" o:spid="_x0000_s1026" o:spt="1" style="position:absolute;left:0pt;margin-left:216.45pt;margin-top:80.7pt;height:10.6pt;width:13.75pt;z-index:251675648;v-text-anchor:middle;mso-width-relative:page;mso-height-relative:page;" filled="f" stroked="t" coordsize="21600,21600" o:gfxdata="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">
                 <v:fill on="f" focussize="0,0"/>
                 <v:stroke color="#385D8A" joinstyle="round"/>
                 <v:imagedata o:title=""/>
@@ -1634,9 +1612,6 @@
         </mc:AlternateContent>
       </w:r>
       <w:r>
-        <w:rPr>
-          <w:lang/>
-        </w:rPr>
         <mc:AlternateContent>
           <mc:Choice Requires="wps">
             <w:drawing>
@@ -1687,7 +1662,7 @@
           </mc:Choice>
           <mc:Fallback>
             <w:pict>
-              <v:rect id="Rectangle 356" o:spid="_x0000_s1026" o:spt="1" style="position:absolute;left:0pt;margin-left:216.45pt;margin-top:93.4pt;height:10.6pt;width:13.75pt;z-index:251676672;v-text-anchor:middle;mso-width-relative:page;mso-height-relative:page;" filled="f" stroked="t" coordsize="21600,21600" o:gfxdata="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">
+              <v:rect id="_x0000_s1026" o:spid="_x0000_s1026" o:spt="1" style="position:absolute;left:0pt;margin-left:216.45pt;margin-top:93.4pt;height:10.6pt;width:13.75pt;z-index:251676672;v-text-anchor:middle;mso-width-relative:page;mso-height-relative:page;" filled="f" stroked="t" coordsize="21600,21600" o:gfxdata="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">
                 <v:fill on="f" focussize="0,0"/>
                 <v:stroke color="#385D8A" joinstyle="round"/>
                 <v:imagedata o:title=""/>
@@ -1698,9 +1673,6 @@
         </mc:AlternateContent>
       </w:r>
       <w:r>
-        <w:rPr>
-          <w:lang/>
-        </w:rPr>
         <mc:AlternateContent>
           <mc:Choice Requires="wps">
             <w:drawing>
@@ -1751,7 +1723,7 @@
           </mc:Choice>
           <mc:Fallback>
             <w:pict>
-              <v:rect id="Rectangle 357" o:spid="_x0000_s1026" o:spt="1" style="position:absolute;left:0pt;margin-left:216.35pt;margin-top:107.4pt;height:10.6pt;width:13.75pt;z-index:251677696;v-text-anchor:middle;mso-width-relative:page;mso-height-relative:page;" filled="f" stroked="t" coordsize="21600,21600" o:gfxdata="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">
+              <v:rect id="_x0000_s1026" o:spid="_x0000_s1026" o:spt="1" style="position:absolute;left:0pt;margin-left:216.35pt;margin-top:107.4pt;height:10.6pt;width:13.75pt;z-index:251677696;v-text-anchor:middle;mso-width-relative:page;mso-height-relative:page;" filled="f" stroked="t" coordsize="21600,21600" o:gfxdata="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">
                 <v:fill on="f" focussize="0,0"/>
                 <v:stroke color="#385D8A" joinstyle="round"/>
                 <v:imagedata o:title=""/>
@@ -1762,9 +1734,6 @@
         </mc:AlternateContent>
       </w:r>
       <w:r>
-        <w:rPr>
-          <w:lang/>
-        </w:rPr>
         <mc:AlternateContent>
           <mc:Choice Requires="wps">
             <w:drawing>
@@ -1815,7 +1784,7 @@
           </mc:Choice>
           <mc:Fallback>
             <w:pict>
-              <v:rect id="Rectangle 358" o:spid="_x0000_s1026" o:spt="1" style="position:absolute;left:0pt;margin-left:180.45pt;margin-top:1.35pt;height:10.6pt;width:13.75pt;z-index:251660288;v-text-anchor:middle;mso-width-relative:page;mso-height-relative:page;" filled="f" stroked="t" coordsize="21600,21600" o:gfxdata="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">
+              <v:rect id="_x0000_s1026" o:spid="_x0000_s1026" o:spt="1" style="position:absolute;left:0pt;margin-left:180.45pt;margin-top:1.35pt;height:10.6pt;width:13.75pt;z-index:251660288;v-text-anchor:middle;mso-width-relative:page;mso-height-relative:page;" filled="f" stroked="t" coordsize="21600,21600" o:gfxdata="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">
                 <v:fill on="f" focussize="0,0"/>
                 <v:stroke color="#385D8A" joinstyle="round"/>
                 <v:imagedata o:title=""/>
@@ -1853,9 +1822,6 @@
         </w:rPr>
       </w:pPr>
       <w:r>
-        <w:rPr>
-          <w:lang/>
-        </w:rPr>
         <mc:AlternateContent>
           <mc:Choice Requires="wps">
             <w:drawing>
@@ -1906,7 +1872,7 @@
           </mc:Choice>
           <mc:Fallback>
             <w:pict>
-              <v:rect id="Rectangle 359" o:spid="_x0000_s1026" o:spt="1" style="position:absolute;left:0pt;margin-left:257.05pt;margin-top:1.25pt;height:10.6pt;width:13.75pt;z-index:251679744;v-text-anchor:middle;mso-width-relative:page;mso-height-relative:page;" filled="f" stroked="t" coordsize="21600,21600" o:gfxdata="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">
+              <v:rect id="_x0000_s1026" o:spid="_x0000_s1026" o:spt="1" style="position:absolute;left:0pt;margin-left:257.05pt;margin-top:1.25pt;height:10.6pt;width:13.75pt;z-index:251679744;v-text-anchor:middle;mso-width-relative:page;mso-height-relative:page;" filled="f" stroked="t" coordsize="21600,21600" o:gfxdata="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">
                 <v:fill on="f" focussize="0,0"/>
                 <v:stroke color="#385D8A" joinstyle="round"/>
                 <v:imagedata o:title=""/>
@@ -1917,9 +1883,6 @@
         </mc:AlternateContent>
       </w:r>
       <w:r>
-        <w:rPr>
-          <w:lang/>
-        </w:rPr>
         <mc:AlternateContent>
           <mc:Choice Requires="wps">
             <w:drawing>
@@ -1970,7 +1933,7 @@
           </mc:Choice>
           <mc:Fallback>
             <w:pict>
-              <v:rect id="Rectangle 360" o:spid="_x0000_s1026" o:spt="1" style="position:absolute;left:0pt;margin-left:180.5pt;margin-top:1.3pt;height:10.6pt;width:13.75pt;z-index:251661312;v-text-anchor:middle;mso-width-relative:page;mso-height-relative:page;" filled="f" stroked="t" coordsize="21600,21600" o:gfxdata="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">
+              <v:rect id="_x0000_s1026" o:spid="_x0000_s1026" o:spt="1" style="position:absolute;left:0pt;margin-left:180.5pt;margin-top:1.3pt;height:10.6pt;width:13.75pt;z-index:251661312;v-text-anchor:middle;mso-width-relative:page;mso-height-relative:page;" filled="f" stroked="t" coordsize="21600,21600" o:gfxdata="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">
                 <v:fill on="f" focussize="0,0"/>
                 <v:stroke color="#385D8A" joinstyle="round"/>
                 <v:imagedata o:title=""/>
@@ -2008,9 +1971,6 @@
         </w:rPr>
       </w:pPr>
       <w:r>
-        <w:rPr>
-          <w:lang/>
-        </w:rPr>
         <mc:AlternateContent>
           <mc:Choice Requires="wps">
             <w:drawing>
@@ -2061,7 +2021,7 @@
           </mc:Choice>
           <mc:Fallback>
             <w:pict>
-              <v:rect id="Rectangle 361" o:spid="_x0000_s1026" o:spt="1" style="position:absolute;left:0pt;margin-left:256.9pt;margin-top:80.95pt;height:10.6pt;width:13.75pt;z-index:251686912;v-text-anchor:middle;mso-width-relative:page;mso-height-relative:page;" filled="f" stroked="t" coordsize="21600,21600" o:gfxdata="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">
+              <v:rect id="_x0000_s1026" o:spid="_x0000_s1026" o:spt="1" style="position:absolute;left:0pt;margin-left:256.9pt;margin-top:80.95pt;height:10.6pt;width:13.75pt;z-index:251686912;v-text-anchor:middle;mso-width-relative:page;mso-height-relative:page;" filled="f" stroked="t" coordsize="21600,21600" o:gfxdata="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">
                 <v:fill on="f" focussize="0,0"/>
                 <v:stroke color="#385D8A" joinstyle="round"/>
                 <v:imagedata o:title=""/>
@@ -2072,9 +2032,6 @@
         </mc:AlternateContent>
       </w:r>
       <w:r>
-        <w:rPr>
-          <w:lang/>
-        </w:rPr>
         <mc:AlternateContent>
           <mc:Choice Requires="wps">
             <w:drawing>
@@ -2125,7 +2082,7 @@
           </mc:Choice>
           <mc:Fallback>
             <w:pict>
-              <v:rect id="Rectangle 362" o:spid="_x0000_s1026" o:spt="1" style="position:absolute;left:0pt;margin-left:257pt;margin-top:66.95pt;height:10.6pt;width:13.75pt;z-index:251685888;v-text-anchor:middle;mso-width-relative:page;mso-height-relative:page;" filled="f" stroked="t" coordsize="21600,21600" o:gfxdata="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">
+              <v:rect id="_x0000_s1026" o:spid="_x0000_s1026" o:spt="1" style="position:absolute;left:0pt;margin-left:257pt;margin-top:66.95pt;height:10.6pt;width:13.75pt;z-index:251685888;v-text-anchor:middle;mso-width-relative:page;mso-height-relative:page;" filled="f" stroked="t" coordsize="21600,21600" o:gfxdata="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">
                 <v:fill on="f" focussize="0,0"/>
                 <v:stroke color="#385D8A" joinstyle="round"/>
                 <v:imagedata o:title=""/>
@@ -2136,9 +2093,6 @@
         </mc:AlternateContent>
       </w:r>
       <w:r>
-        <w:rPr>
-          <w:lang/>
-        </w:rPr>
         <mc:AlternateContent>
           <mc:Choice Requires="wps">
             <w:drawing>
@@ -2189,7 +2143,7 @@
           </mc:Choice>
           <mc:Fallback>
             <w:pict>
-              <v:rect id="Rectangle 363" o:spid="_x0000_s1026" o:spt="1" style="position:absolute;left:0pt;margin-left:257pt;margin-top:54.25pt;height:10.6pt;width:13.75pt;z-index:251684864;v-text-anchor:middle;mso-width-relative:page;mso-height-relative:page;" filled="f" stroked="t" coordsize="21600,21600" o:gfxdata="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">
+              <v:rect id="_x0000_s1026" o:spid="_x0000_s1026" o:spt="1" style="position:absolute;left:0pt;margin-left:257pt;margin-top:54.25pt;height:10.6pt;width:13.75pt;z-index:251684864;v-text-anchor:middle;mso-width-relative:page;mso-height-relative:page;" filled="f" stroked="t" coordsize="21600,21600" o:gfxdata="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">
                 <v:fill on="f" focussize="0,0"/>
                 <v:stroke color="#385D8A" joinstyle="round"/>
                 <v:imagedata o:title=""/>
@@ -2200,9 +2154,6 @@
         </mc:AlternateContent>
       </w:r>
       <w:r>
-        <w:rPr>
-          <w:lang/>
-        </w:rPr>
         <mc:AlternateContent>
           <mc:Choice Requires="wps">
             <w:drawing>
@@ -2253,7 +2204,7 @@
           </mc:Choice>
           <mc:Fallback>
             <w:pict>
-              <v:rect id="Rectangle 364" o:spid="_x0000_s1026" o:spt="1" style="position:absolute;left:0pt;margin-left:257pt;margin-top:41.6pt;height:10.6pt;width:13.75pt;z-index:251683840;v-text-anchor:middle;mso-width-relative:page;mso-height-relative:page;" filled="f" stroked="t" coordsize="21600,21600" o:gfxdata="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">
+              <v:rect id="_x0000_s1026" o:spid="_x0000_s1026" o:spt="1" style="position:absolute;left:0pt;margin-left:257pt;margin-top:41.6pt;height:10.6pt;width:13.75pt;z-index:251683840;v-text-anchor:middle;mso-width-relative:page;mso-height-relative:page;" filled="f" stroked="t" coordsize="21600,21600" o:gfxdata="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">
                 <v:fill on="f" focussize="0,0"/>
                 <v:stroke color="#385D8A" joinstyle="round"/>
                 <v:imagedata o:title=""/>
@@ -2264,9 +2215,6 @@
         </mc:AlternateContent>
       </w:r>
       <w:r>
-        <w:rPr>
-          <w:lang/>
-        </w:rPr>
         <mc:AlternateContent>
           <mc:Choice Requires="wps">
             <w:drawing>
@@ -2317,7 +2265,7 @@
           </mc:Choice>
           <mc:Fallback>
             <w:pict>
-              <v:rect id="Rectangle 365" o:spid="_x0000_s1026" o:spt="1" style="position:absolute;left:0pt;margin-left:257pt;margin-top:27.5pt;height:10.6pt;width:13.75pt;z-index:251682816;v-text-anchor:middle;mso-width-relative:page;mso-height-relative:page;" filled="f" stroked="t" coordsize="21600,21600" o:gfxdata="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">
+              <v:rect id="_x0000_s1026" o:spid="_x0000_s1026" o:spt="1" style="position:absolute;left:0pt;margin-left:257pt;margin-top:27.5pt;height:10.6pt;width:13.75pt;z-index:251682816;v-text-anchor:middle;mso-width-relative:page;mso-height-relative:page;" filled="f" stroked="t" coordsize="21600,21600" o:gfxdata="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">
                 <v:fill on="f" focussize="0,0"/>
                 <v:stroke color="#385D8A" joinstyle="round"/>
                 <v:imagedata o:title=""/>
@@ -2328,9 +2276,6 @@
         </mc:AlternateContent>
       </w:r>
       <w:r>
-        <w:rPr>
-          <w:lang/>
-        </w:rPr>
         <mc:AlternateContent>
           <mc:Choice Requires="wps">
             <w:drawing>
@@ -2381,7 +2326,7 @@
           </mc:Choice>
           <mc:Fallback>
             <w:pict>
-              <v:rect id="Rectangle 366" o:spid="_x0000_s1026" o:spt="1" style="position:absolute;left:0pt;margin-left:257pt;margin-top:14.35pt;height:10.6pt;width:13.75pt;z-index:251681792;v-text-anchor:middle;mso-width-relative:page;mso-height-relative:page;" filled="f" stroked="t" coordsize="21600,21600" o:gfxdata="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">
+              <v:rect id="_x0000_s1026" o:spid="_x0000_s1026" o:spt="1" style="position:absolute;left:0pt;margin-left:257pt;margin-top:14.35pt;height:10.6pt;width:13.75pt;z-index:251681792;v-text-anchor:middle;mso-width-relative:page;mso-height-relative:page;" filled="f" stroked="t" coordsize="21600,21600" o:gfxdata="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">
                 <v:fill on="f" focussize="0,0"/>
                 <v:stroke color="#385D8A" joinstyle="round"/>
                 <v:imagedata o:title=""/>
@@ -2392,9 +2337,6 @@
         </mc:AlternateContent>
       </w:r>
       <w:r>
-        <w:rPr>
-          <w:lang/>
-        </w:rPr>
         <mc:AlternateContent>
           <mc:Choice Requires="wps">
             <w:drawing>
@@ -2445,7 +2387,7 @@
           </mc:Choice>
           <mc:Fallback>
             <w:pict>
-              <v:rect id="Rectangle 367" o:spid="_x0000_s1026" o:spt="1" style="position:absolute;left:0pt;margin-left:257pt;margin-top:0.7pt;height:10.6pt;width:13.75pt;z-index:251680768;v-text-anchor:middle;mso-width-relative:page;mso-height-relative:page;" filled="f" stroked="t" coordsize="21600,21600" o:gfxdata="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">
+              <v:rect id="_x0000_s1026" o:spid="_x0000_s1026" o:spt="1" style="position:absolute;left:0pt;margin-left:257pt;margin-top:0.7pt;height:10.6pt;width:13.75pt;z-index:251680768;v-text-anchor:middle;mso-width-relative:page;mso-height-relative:page;" filled="f" stroked="t" coordsize="21600,21600" o:gfxdata="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">
                 <v:fill on="f" focussize="0,0"/>
                 <v:stroke color="#385D8A" joinstyle="round"/>
                 <v:imagedata o:title=""/>
@@ -2456,9 +2398,6 @@
         </mc:AlternateContent>
       </w:r>
       <w:r>
-        <w:rPr>
-          <w:lang/>
-        </w:rPr>
         <mc:AlternateContent>
           <mc:Choice Requires="wps">
             <w:drawing>
@@ -2509,7 +2448,7 @@
           </mc:Choice>
           <mc:Fallback>
             <w:pict>
-              <v:rect id="Rectangle 368" o:spid="_x0000_s1026" o:spt="1" style="position:absolute;left:0pt;margin-left:180.5pt;margin-top:0.75pt;height:10.6pt;width:13.75pt;z-index:251662336;v-text-anchor:middle;mso-width-relative:page;mso-height-relative:page;" filled="f" stroked="t" coordsize="21600,21600" o:gfxdata="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">
+              <v:rect id="_x0000_s1026" o:spid="_x0000_s1026" o:spt="1" style="position:absolute;left:0pt;margin-left:180.5pt;margin-top:0.75pt;height:10.6pt;width:13.75pt;z-index:251662336;v-text-anchor:middle;mso-width-relative:page;mso-height-relative:page;" filled="f" stroked="t" coordsize="21600,21600" o:gfxdata="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">
                 <v:fill on="f" focussize="0,0"/>
                 <v:stroke color="#385D8A" joinstyle="round"/>
                 <v:imagedata o:title=""/>
@@ -2547,9 +2486,6 @@
         </w:rPr>
       </w:pPr>
       <w:r>
-        <w:rPr>
-          <w:lang/>
-        </w:rPr>
         <mc:AlternateContent>
           <mc:Choice Requires="wps">
             <w:drawing>
@@ -2600,7 +2536,7 @@
           </mc:Choice>
           <mc:Fallback>
             <w:pict>
-              <v:rect id="Rectangle 369" o:spid="_x0000_s1026" o:spt="1" style="position:absolute;left:0pt;margin-left:180.5pt;margin-top:1.1pt;height:10.6pt;width:13.75pt;z-index:251663360;v-text-anchor:middle;mso-width-relative:page;mso-height-relative:page;" filled="f" stroked="t" coordsize="21600,21600" o:gfxdata="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">
+              <v:rect id="_x0000_s1026" o:spid="_x0000_s1026" o:spt="1" style="position:absolute;left:0pt;margin-left:180.5pt;margin-top:1.1pt;height:10.6pt;width:13.75pt;z-index:251663360;v-text-anchor:middle;mso-width-relative:page;mso-height-relative:page;" filled="f" stroked="t" coordsize="21600,21600" o:gfxdata="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">
                 <v:fill on="f" focussize="0,0"/>
                 <v:stroke color="#385D8A" joinstyle="round"/>
                 <v:imagedata o:title=""/>
@@ -2638,9 +2574,6 @@
         </w:rPr>
       </w:pPr>
       <w:r>
-        <w:rPr>
-          <w:lang/>
-        </w:rPr>
         <mc:AlternateContent>
           <mc:Choice Requires="wps">
             <w:drawing>
@@ -2691,7 +2624,7 @@
           </mc:Choice>
           <mc:Fallback>
             <w:pict>
-              <v:rect id="Rectangle 370" o:spid="_x0000_s1026" o:spt="1" style="position:absolute;left:0pt;margin-left:180.5pt;margin-top:1.1pt;height:10.6pt;width:13.75pt;z-index:251664384;v-text-anchor:middle;mso-width-relative:page;mso-height-relative:page;" filled="f" stroked="t" coordsize="21600,21600" o:gfxdata="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">
+              <v:rect id="_x0000_s1026" o:spid="_x0000_s1026" o:spt="1" style="position:absolute;left:0pt;margin-left:180.5pt;margin-top:1.1pt;height:10.6pt;width:13.75pt;z-index:251664384;v-text-anchor:middle;mso-width-relative:page;mso-height-relative:page;" filled="f" stroked="t" coordsize="21600,21600" o:gfxdata="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">
                 <v:fill on="f" focussize="0,0"/>
                 <v:stroke color="#385D8A" joinstyle="round"/>
                 <v:imagedata o:title=""/>
@@ -2729,9 +2662,6 @@
         </w:rPr>
       </w:pPr>
       <w:r>
-        <w:rPr>
-          <w:lang/>
-        </w:rPr>
         <mc:AlternateContent>
           <mc:Choice Requires="wps">
             <w:drawing>
@@ -2782,7 +2712,7 @@
           </mc:Choice>
           <mc:Fallback>
             <w:pict>
-              <v:rect id="Rectangle 371" o:spid="_x0000_s1026" o:spt="1" style="position:absolute;left:0pt;margin-left:180.5pt;margin-top:1.95pt;height:10.6pt;width:13.75pt;z-index:251665408;v-text-anchor:middle;mso-width-relative:page;mso-height-relative:page;" filled="f" stroked="t" coordsize="21600,21600" o:gfxdata="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">
+              <v:rect id="_x0000_s1026" o:spid="_x0000_s1026" o:spt="1" style="position:absolute;left:0pt;margin-left:180.5pt;margin-top:1.95pt;height:10.6pt;width:13.75pt;z-index:251665408;v-text-anchor:middle;mso-width-relative:page;mso-height-relative:page;" filled="f" stroked="t" coordsize="21600,21600" o:gfxdata="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">
                 <v:fill on="f" focussize="0,0"/>
                 <v:stroke color="#385D8A" joinstyle="round"/>
                 <v:imagedata o:title=""/>
@@ -2820,9 +2750,6 @@
         </w:rPr>
       </w:pPr>
       <w:r>
-        <w:rPr>
-          <w:lang/>
-        </w:rPr>
         <mc:AlternateContent>
           <mc:Choice Requires="wps">
             <w:drawing>
@@ -2873,7 +2800,7 @@
           </mc:Choice>
           <mc:Fallback>
             <w:pict>
-              <v:rect id="Rectangle 372" o:spid="_x0000_s1026" o:spt="1" style="position:absolute;left:0pt;margin-left:180.5pt;margin-top:1.4pt;height:10.6pt;width:13.75pt;z-index:251666432;v-text-anchor:middle;mso-width-relative:page;mso-height-relative:page;" filled="f" stroked="t" coordsize="21600,21600" o:gfxdata="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">
+              <v:rect id="_x0000_s1026" o:spid="_x0000_s1026" o:spt="1" style="position:absolute;left:0pt;margin-left:180.5pt;margin-top:1.4pt;height:10.6pt;width:13.75pt;z-index:251666432;v-text-anchor:middle;mso-width-relative:page;mso-height-relative:page;" filled="f" stroked="t" coordsize="21600,21600" o:gfxdata="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">
                 <v:fill on="f" focussize="0,0"/>
                 <v:stroke color="#385D8A" joinstyle="round"/>
                 <v:imagedata o:title=""/>
@@ -2911,9 +2838,6 @@
         </w:rPr>
       </w:pPr>
       <w:r>
-        <w:rPr>
-          <w:lang/>
-        </w:rPr>
         <mc:AlternateContent>
           <mc:Choice Requires="wps">
             <w:drawing>
@@ -2964,7 +2888,7 @@
           </mc:Choice>
           <mc:Fallback>
             <w:pict>
-              <v:rect id="Rectangle 373" o:spid="_x0000_s1026" o:spt="1" style="position:absolute;left:0pt;margin-left:180.45pt;margin-top:0.85pt;height:10.6pt;width:13.75pt;z-index:251667456;v-text-anchor:middle;mso-width-relative:page;mso-height-relative:page;" filled="f" stroked="t" coordsize="21600,21600" o:gfxdata="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">
+              <v:rect id="_x0000_s1026" o:spid="_x0000_s1026" o:spt="1" style="position:absolute;left:0pt;margin-left:180.45pt;margin-top:0.85pt;height:10.6pt;width:13.75pt;z-index:251667456;v-text-anchor:middle;mso-width-relative:page;mso-height-relative:page;" filled="f" stroked="t" coordsize="21600,21600" o:gfxdata="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">
                 <v:fill on="f" focussize="0,0"/>
                 <v:stroke color="#385D8A" joinstyle="round"/>
                 <v:imagedata o:title=""/>
@@ -3000,9 +2924,6 @@
         </w:rPr>
       </w:pPr>
       <w:r>
-        <w:rPr>
-          <w:lang/>
-        </w:rPr>
         <mc:AlternateContent>
           <mc:Choice Requires="wps">
             <w:drawing>
@@ -3053,7 +2974,7 @@
           </mc:Choice>
           <mc:Fallback>
             <w:pict>
-              <v:rect id="Rectangle 374" o:spid="_x0000_s1026" o:spt="1" style="position:absolute;left:0pt;margin-left:180.35pt;margin-top:1.6pt;height:10.6pt;width:13.75pt;z-index:251668480;v-text-anchor:middle;mso-width-relative:page;mso-height-relative:page;" filled="f" stroked="t" coordsize="21600,21600" o:gfxdata="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">
+              <v:rect id="_x0000_s1026" o:spid="_x0000_s1026" o:spt="1" style="position:absolute;left:0pt;margin-left:180.35pt;margin-top:1.6pt;height:10.6pt;width:13.75pt;z-index:251668480;v-text-anchor:middle;mso-width-relative:page;mso-height-relative:page;" filled="f" stroked="t" coordsize="21600,21600" o:gfxdata="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">
                 <v:fill on="f" focussize="0,0"/>
                 <v:stroke color="#385D8A" joinstyle="round"/>
                 <v:imagedata o:title=""/>
@@ -3708,7 +3629,7 @@
   <w:docDefaults>
     <w:rPrDefault>
       <w:rPr>
-        <w:rFonts w:ascii="Times New Roman" w:hAnsi="Times New Roman" w:eastAsia="Times New Roman" w:cs="Times New Roman"/>
+        <w:rFonts w:ascii="Times New Roman" w:hAnsi="Times New Roman" w:eastAsia="SimSun" w:cs="Times New Roman"/>
       </w:rPr>
     </w:rPrDefault>
     <w:pPrDefault/>
@@ -3745,8 +3666,8 @@
     <w:lsdException w:uiPriority="99" w:name="Normal Indent"/>
     <w:lsdException w:uiPriority="99" w:name="footnote text"/>
     <w:lsdException w:uiPriority="99" w:name="annotation text"/>
-    <w:lsdException w:uiPriority="99" w:name="header"/>
-    <w:lsdException w:uiPriority="99" w:name="footer"/>
+    <w:lsdException w:qFormat="1" w:uiPriority="99" w:name="header"/>
+    <w:lsdException w:qFormat="1" w:uiPriority="99" w:name="footer"/>
     <w:lsdException w:uiPriority="99" w:name="index heading"/>
     <w:lsdException w:qFormat="1" w:uiPriority="35" w:name="caption"/>
     <w:lsdException w:uiPriority="99" w:name="table of figures"/>
@@ -3779,7 +3700,7 @@
     <w:lsdException w:qFormat="1" w:unhideWhenUsed="0" w:uiPriority="10" w:semiHidden="0" w:name="Title"/>
     <w:lsdException w:uiPriority="99" w:name="Closing"/>
     <w:lsdException w:uiPriority="99" w:name="Signature"/>
-    <w:lsdException w:uiPriority="1" w:name="Default Paragraph Font"/>
+    <w:lsdException w:qFormat="1" w:uiPriority="1" w:name="Default Paragraph Font"/>
     <w:lsdException w:uiPriority="99" w:name="Body Text"/>
     <w:lsdException w:uiPriority="99" w:name="Body Text Indent"/>
     <w:lsdException w:uiPriority="99" w:name="List Continue"/>
@@ -3817,7 +3738,7 @@
     <w:lsdException w:uiPriority="99" w:name="HTML Sample"/>
     <w:lsdException w:uiPriority="99" w:name="HTML Typewriter"/>
     <w:lsdException w:uiPriority="99" w:name="HTML Variable"/>
-    <w:lsdException w:uiPriority="99" w:name="Normal Table"/>
+    <w:lsdException w:qFormat="1" w:uiPriority="99" w:name="Normal Table"/>
     <w:lsdException w:uiPriority="99" w:name="annotation subject"/>
     <w:lsdException w:uiPriority="99" w:name="Table Simple 1"/>
     <w:lsdException w:uiPriority="99" w:name="Table Simple 2"/>
@@ -3861,7 +3782,7 @@
     <w:lsdException w:uiPriority="99" w:name="Table Web 1"/>
     <w:lsdException w:uiPriority="99" w:name="Table Web 2"/>
     <w:lsdException w:uiPriority="99" w:name="Table Web 3"/>
-    <w:lsdException w:uiPriority="99" w:name="Balloon Text"/>
+    <w:lsdException w:qFormat="1" w:uiPriority="99" w:name="Balloon Text"/>
     <w:lsdException w:unhideWhenUsed="0" w:uiPriority="59" w:semiHidden="0" w:name="Table Grid"/>
     <w:lsdException w:uiPriority="99" w:name="Table Theme"/>
     <w:lsdException w:unhideWhenUsed="0" w:uiPriority="60" w:semiHidden="0" w:name="Light Shading"/>
@@ -3972,7 +3893,7 @@
       <w:spacing w:after="200" w:line="276" w:lineRule="auto"/>
     </w:pPr>
     <w:rPr>
-      <w:rFonts w:ascii="Calibri" w:hAnsi="Calibri" w:eastAsia="Calibri"/>
+      <w:rFonts w:ascii="Calibri" w:hAnsi="Calibri" w:eastAsia="Calibri" w:cs="Times New Roman"/>
       <w:sz w:val="22"/>
       <w:szCs w:val="22"/>
       <w:lang w:val="en-US" w:eastAsia="en-US" w:bidi="ar-SA"/>
@@ -3982,15 +3903,16 @@
     <w:name w:val="Default Paragraph Font"/>
     <w:semiHidden/>
     <w:unhideWhenUsed/>
+    <w:qFormat/>
     <w:uiPriority w:val="1"/>
   </w:style>
   <w:style w:type="table" w:default="1" w:styleId="3">
     <w:name w:val="Normal Table"/>
     <w:semiHidden/>
     <w:unhideWhenUsed/>
+    <w:qFormat/>
     <w:uiPriority w:val="99"/>
     <w:tblPr>
-      <w:tblStyle w:val="3"/>
       <w:tblCellMar>
         <w:top w:w="0" w:type="dxa"/>
         <w:left w:w="108" w:type="dxa"/>
@@ -3998,9 +3920,6 @@
         <w:right w:w="108" w:type="dxa"/>
       </w:tblCellMar>
     </w:tblPr>
-    <w:trPr>
-      <w:wBefore w:w="0" w:type="dxa"/>
-    </w:trPr>
   </w:style>
   <w:style w:type="paragraph" w:styleId="4">
     <w:name w:val="Balloon Text"/>
@@ -4008,6 +3927,7 @@
     <w:link w:val="8"/>
     <w:semiHidden/>
     <w:unhideWhenUsed/>
+    <w:qFormat/>
     <w:uiPriority w:val="99"/>
     <w:pPr>
       <w:spacing w:after="0" w:line="240" w:lineRule="auto"/>
@@ -4024,6 +3944,7 @@
     <w:link w:val="10"/>
     <w:semiHidden/>
     <w:unhideWhenUsed/>
+    <w:qFormat/>
     <w:uiPriority w:val="99"/>
     <w:pPr>
       <w:tabs>
@@ -4038,6 +3959,7 @@
     <w:link w:val="9"/>
     <w:semiHidden/>
     <w:unhideWhenUsed/>
+    <w:qFormat/>
     <w:uiPriority w:val="99"/>
     <w:pPr>
       <w:tabs>
@@ -4063,6 +3985,7 @@
     <w:name w:val="Balloon Text Char"/>
     <w:link w:val="4"/>
     <w:semiHidden/>
+    <w:qFormat/>
     <w:uiPriority w:val="99"/>
     <w:rPr>
       <w:rFonts w:ascii="Tahoma" w:hAnsi="Tahoma" w:eastAsia="Calibri" w:cs="Tahoma"/>
@@ -4074,6 +3997,7 @@
     <w:name w:val="Header Char"/>
     <w:link w:val="6"/>
     <w:semiHidden/>
+    <w:qFormat/>
     <w:uiPriority w:val="99"/>
     <w:rPr>
       <w:rFonts w:ascii="Calibri" w:hAnsi="Calibri" w:eastAsia="Calibri"/>
@@ -4085,6 +4009,7 @@
     <w:name w:val="Footer Char"/>
     <w:link w:val="5"/>
     <w:semiHidden/>
+    <w:qFormat/>
     <w:uiPriority w:val="99"/>
     <w:rPr>
       <w:rFonts w:ascii="Calibri" w:hAnsi="Calibri" w:eastAsia="Calibri"/>

--- a/backend-app/samples/biểu mẫu tiệc/Phiếu góp ý tiệc ky hoa.docx
+++ b/backend-app/samples/biểu mẫu tiệc/Phiếu góp ý tiệc ky hoa.docx
@@ -1,5 +1,65 @@
 
-<file path=word/document.xml><?xml version="1.0" encoding="utf-8"?>
+<file path=customXml\item1.xml><?xml version="1.0" encoding="utf-8"?>
+<s:customData xmlns="http://www.wps.cn/officeDocument/2013/wpsCustomData" xmlns:s="http://www.wps.cn/officeDocument/2013/wpsCustomData">
+  <customSectProps/>
+  <customShpExts>
+    <customShpInfo spid="_x0000_s1026" textRotate="1"/>
+  </customShpExts>
+</s:customData>
+</file>
+
+<file path=customXml\itemProps1.xml><?xml version="1.0" encoding="utf-8"?>
+<ds:datastoreItem xmlns:ds="http://schemas.openxmlformats.org/officeDocument/2006/customXml" ds:itemID="{B1977F7D-205B-4081-913C-38D41E755F92}">
+  <ds:schemaRefs>
+    <ds:schemaRef ds:uri="http://www.wps.cn/officeDocument/2013/wpsCustomData"/>
+  </ds:schemaRefs>
+</ds:datastoreItem>
+</file>
+
+<file path=docProps\app.xml><?xml version="1.0" encoding="utf-8"?>
+<Properties xmlns="http://schemas.openxmlformats.org/officeDocument/2006/extended-properties" xmlns:vt="http://schemas.openxmlformats.org/officeDocument/2006/docPropsVTypes">
+  <Template>Normal</Template>
+  <Company>Microsoft</Company>
+  <Pages>1</Pages>
+  <Words>230</Words>
+  <Characters>1058</Characters>
+  <Lines>13</Lines>
+  <Paragraphs>3</Paragraphs>
+  <TotalTime>1</TotalTime>
+  <ScaleCrop>false</ScaleCrop>
+  <LinksUpToDate>false</LinksUpToDate>
+  <CharactersWithSpaces>1449</CharactersWithSpaces>
+  <Application>WPS Office_12.1.0.26880_F1E327BC-269C-435d-A152-05C5408002CA</Application>
+  <DocSecurity>0</DocSecurity>
+</Properties>
+</file>
+
+<file path=docProps\core.xml><?xml version="1.0" encoding="utf-8"?>
+<cp:coreProperties xmlns:cp="http://schemas.openxmlformats.org/package/2006/metadata/core-properties" xmlns:dc="http://purl.org/dc/elements/1.1/" xmlns:dcterms="http://purl.org/dc/terms/" xmlns:dcmitype="http://purl.org/dc/dcmitype/" xmlns:xsi="http://www.w3.org/2001/XMLSchema-instance">
+  <dcterms:created xsi:type="dcterms:W3CDTF">2016-03-24T08:13:00Z</dcterms:created>
+  <dc:creator>A</dc:creator>
+  <cp:lastModifiedBy>Dell3070</cp:lastModifiedBy>
+  <cp:lastPrinted>2020-10-06T04:27:00Z</cp:lastPrinted>
+  <dcterms:modified xsi:type="dcterms:W3CDTF">2026-06-10T06:16:31Z</dcterms:modified>
+  <cp:revision>24</cp:revision>
+</cp:coreProperties>
+</file>
+
+<file path=docProps\custom.xml><?xml version="1.0" encoding="utf-8"?>
+<Properties xmlns="http://schemas.openxmlformats.org/officeDocument/2006/custom-properties" xmlns:vt="http://schemas.openxmlformats.org/officeDocument/2006/docPropsVTypes">
+  <property fmtid="{D5CDD505-2E9C-101B-9397-08002B2CF9AE}" pid="2" name="KSOProductBuildVer">
+    <vt:lpwstr>1033-12.1.0.26880</vt:lpwstr>
+  </property>
+  <property fmtid="{D5CDD505-2E9C-101B-9397-08002B2CF9AE}" pid="3" name="ICV">
+    <vt:lpwstr>8D65CF1899E24B4FB7839A360A63B88D_13</vt:lpwstr>
+  </property>
+  <property fmtid="{D5CDD505-2E9C-101B-9397-08002B2CF9AE}" pid="4" name="KSOTemplateDocerSaveRecord">
+    <vt:lpwstr>eyJoZGlkIjoiYTJmYzZiNzA0MjJkZjA3YmRmYTQ1N2VlZWVlZDk3MzgifQ==</vt:lpwstr>
+  </property>
+</Properties>
+</file>
+
+<file path=word\document.xml><?xml version="1.0" encoding="utf-8"?>
 <w:document xmlns:wpc="http://schemas.microsoft.com/office/word/2010/wordprocessingCanvas" xmlns:mc="http://schemas.openxmlformats.org/markup-compatibility/2006" xmlns:o="urn:schemas-microsoft-com:office:office" xmlns:r="http://schemas.openxmlformats.org/officeDocument/2006/relationships" xmlns:m="http://schemas.openxmlformats.org/officeDocument/2006/math" xmlns:v="urn:schemas-microsoft-com:vml" xmlns:wp14="http://schemas.microsoft.com/office/word/2010/wordprocessingDrawing" xmlns:wp="http://schemas.openxmlformats.org/drawingml/2006/wordprocessingDrawing" xmlns:w="http://schemas.openxmlformats.org/wordprocessingml/2006/main" xmlns:w14="http://schemas.microsoft.com/office/word/2010/wordml" xmlns:w10="urn:schemas-microsoft-com:office:word" xmlns:w15="http://schemas.microsoft.com/office/word/2012/wordml" xmlns:wpg="http://schemas.microsoft.com/office/word/2010/wordprocessingGroup" xmlns:wpi="http://schemas.microsoft.com/office/word/2010/wordprocessingInk" xmlns:wne="http://schemas.microsoft.com/office/word/2006/wordml" xmlns:wps="http://schemas.microsoft.com/office/word/2010/wordprocessingShape" xmlns:wpsCustomData="http://www.wps.cn/officeDocument/2013/wpsCustomData" mc:Ignorable="w14 w15 wp14">
   <w:body>
     <w:p>
@@ -281,7 +341,7 @@
           <w:sz w:val="17"/>
           <w:szCs w:val="17"/>
         </w:rPr>
-        <w:t>{BenBTenChuTiec}</w:t>
+        <w:t>{BenBTenDaiDien}</w:t>
       </w:r>
     </w:p>
     <w:p>
@@ -3364,7 +3424,7 @@
 </w:document>
 </file>
 
-<file path=word/endnotes.xml><?xml version="1.0" encoding="utf-8"?>
+<file path=word\endnotes.xml><?xml version="1.0" encoding="utf-8"?>
 <w:endnotes xmlns:wpc="http://schemas.microsoft.com/office/word/2010/wordprocessingCanvas" xmlns:mc="http://schemas.openxmlformats.org/markup-compatibility/2006" xmlns:o="urn:schemas-microsoft-com:office:office" xmlns:r="http://schemas.openxmlformats.org/officeDocument/2006/relationships" xmlns:m="http://schemas.openxmlformats.org/officeDocument/2006/math" xmlns:v="urn:schemas-microsoft-com:vml" xmlns:wp14="http://schemas.microsoft.com/office/word/2010/wordprocessingDrawing" xmlns:wp="http://schemas.openxmlformats.org/drawingml/2006/wordprocessingDrawing" xmlns:w="http://schemas.openxmlformats.org/wordprocessingml/2006/main" xmlns:w14="http://schemas.microsoft.com/office/word/2010/wordml" xmlns:w15="http://schemas.microsoft.com/office/word/2012/wordml" xmlns:w10="urn:schemas-microsoft-com:office:word" xmlns:wpg="http://schemas.microsoft.com/office/word/2010/wordprocessingGroup" xmlns:wpi="http://schemas.microsoft.com/office/word/2010/wordprocessingInk" xmlns:wne="http://schemas.microsoft.com/office/word/2006/wordml" xmlns:wps="http://schemas.microsoft.com/office/word/2010/wordprocessingShape" xmlns:wpsCustomData="http://www.wps.cn/officeDocument/2013/wpsCustomData" mc:Ignorable="w14 w15 wp14">
   <w:endnote w:type="separator" w:id="0">
     <w:p>
@@ -3389,7 +3449,106 @@
 </w:endnotes>
 </file>
 
-<file path=word/footnotes.xml><?xml version="1.0" encoding="utf-8"?>
+<file path=word\fontTable.xml><?xml version="1.0" encoding="utf-8"?>
+<w:fonts xmlns:mc="http://schemas.openxmlformats.org/markup-compatibility/2006" xmlns:r="http://schemas.openxmlformats.org/officeDocument/2006/relationships" xmlns:w="http://schemas.openxmlformats.org/wordprocessingml/2006/main" xmlns:w14="http://schemas.microsoft.com/office/word/2010/wordml" mc:Ignorable="w14">
+  <w:font w:name="Times New Roman">
+    <w:panose1 w:val="02020603050405020304"/>
+    <w:charset w:val="A3"/>
+    <w:family w:val="roman"/>
+    <w:pitch w:val="default"/>
+    <w:sig w:usb0="E0002EFF" w:usb1="C000785B" w:usb2="00000009" w:usb3="00000000" w:csb0="400001FF" w:csb1="FFFF0000"/>
+  </w:font>
+  <w:font w:name="宋体">
+    <w:altName w:val="SimSun"/>
+    <w:panose1 w:val="02010600030101010101"/>
+    <w:charset w:val="86"/>
+    <w:family w:val="auto"/>
+    <w:pitch w:val="variable"/>
+    <w:sig w:usb0="00000003" w:usb1="080E0000" w:usb2="00000010" w:usb3="00000000" w:csb0="00040001" w:csb1="00000000"/>
+  </w:font>
+  <w:font w:name="SimSun">
+    <w:panose1 w:val="02010600030101010101"/>
+    <w:charset w:val="86"/>
+    <w:family w:val="auto"/>
+    <w:pitch w:val="default"/>
+    <w:sig w:usb0="00000203" w:usb1="288F0000" w:usb2="00000006" w:usb3="00000000" w:csb0="00040001" w:csb1="00000000"/>
+  </w:font>
+  <w:font w:name="Arial">
+    <w:panose1 w:val="020B0604020202020204"/>
+    <w:charset w:val="00"/>
+    <w:family w:val="swiss"/>
+    <w:pitch w:val="default"/>
+    <w:sig w:usb0="E0002EFF" w:usb1="C000785B" w:usb2="00000009" w:usb3="00000000" w:csb0="400001FF" w:csb1="FFFF0000"/>
+  </w:font>
+  <w:font w:name="黑体">
+    <w:altName w:val="SimSun"/>
+    <w:panose1 w:val="02010600030101010101"/>
+    <w:charset w:val="86"/>
+    <w:family w:val="auto"/>
+    <w:pitch w:val="default"/>
+    <w:sig w:usb0="00000001" w:usb1="080E0000" w:usb2="00000010" w:usb3="00000000" w:csb0="00040000" w:csb1="00000000"/>
+  </w:font>
+  <w:font w:name="Courier New">
+    <w:panose1 w:val="02070309020205020404"/>
+    <w:charset w:val="00"/>
+    <w:family w:val="modern"/>
+    <w:pitch w:val="default"/>
+    <w:sig w:usb0="E0002EFF" w:usb1="C0007843" w:usb2="00000009" w:usb3="00000000" w:csb0="400001FF" w:csb1="FFFF0000"/>
+  </w:font>
+  <w:font w:name="Wingdings">
+    <w:panose1 w:val="05000000000000000000"/>
+    <w:charset w:val="02"/>
+    <w:family w:val="auto"/>
+    <w:pitch w:val="default"/>
+    <w:sig w:usb0="00000000" w:usb1="00000000" w:usb2="00000000" w:usb3="00000000" w:csb0="80000000" w:csb1="00000000"/>
+  </w:font>
+  <w:font w:name="Calibri">
+    <w:panose1 w:val="020F0502020204030204"/>
+    <w:charset w:val="00"/>
+    <w:family w:val="swiss"/>
+    <w:pitch w:val="default"/>
+    <w:sig w:usb0="E4002EFF" w:usb1="C200247B" w:usb2="00000009" w:usb3="00000000" w:csb0="200001FF" w:csb1="00000000"/>
+  </w:font>
+  <w:font w:name="等线">
+    <w:altName w:val="Microsoft YaHei"/>
+    <w:panose1 w:val="00000000000000000000"/>
+    <w:charset w:val="86"/>
+    <w:family w:val="auto"/>
+    <w:pitch w:val="default"/>
+    <w:sig w:usb0="00000000" w:usb1="00000000" w:usb2="00000000" w:usb3="00000000" w:csb0="00000000" w:csb1="00000000"/>
+  </w:font>
+  <w:font w:name="Tahoma">
+    <w:panose1 w:val="020B0604030504040204"/>
+    <w:charset w:val="A3"/>
+    <w:family w:val="swiss"/>
+    <w:pitch w:val="default"/>
+    <w:sig w:usb0="E1002EFF" w:usb1="C000605B" w:usb2="00000029" w:usb3="00000000" w:csb0="200101FF" w:csb1="20280000"/>
+  </w:font>
+  <w:font w:name="Symbol">
+    <w:panose1 w:val="05050102010706020507"/>
+    <w:charset w:val="02"/>
+    <w:family w:val="roman"/>
+    <w:pitch w:val="default"/>
+    <w:sig w:usb0="00000000" w:usb1="00000000" w:usb2="00000000" w:usb3="00000000" w:csb0="80000000" w:csb1="00000000"/>
+  </w:font>
+  <w:font w:name="Consolas">
+    <w:panose1 w:val="020B0609020204030204"/>
+    <w:charset w:val="00"/>
+    <w:family w:val="auto"/>
+    <w:pitch w:val="default"/>
+    <w:sig w:usb0="E00006FF" w:usb1="0000FCFF" w:usb2="00000001" w:usb3="00000000" w:csb0="6000019F" w:csb1="DFD70000"/>
+  </w:font>
+  <w:font w:name="Microsoft YaHei">
+    <w:panose1 w:val="020B0503020204020204"/>
+    <w:charset w:val="86"/>
+    <w:family w:val="auto"/>
+    <w:pitch w:val="default"/>
+    <w:sig w:usb0="80000287" w:usb1="2ACF3C50" w:usb2="00000016" w:usb3="00000000" w:csb0="0004001F" w:csb1="00000000"/>
+  </w:font>
+</w:fonts>
+</file>
+
+<file path=word\footnotes.xml><?xml version="1.0" encoding="utf-8"?>
 <w:footnotes xmlns:wpc="http://schemas.microsoft.com/office/word/2010/wordprocessingCanvas" xmlns:mc="http://schemas.openxmlformats.org/markup-compatibility/2006" xmlns:o="urn:schemas-microsoft-com:office:office" xmlns:r="http://schemas.openxmlformats.org/officeDocument/2006/relationships" xmlns:m="http://schemas.openxmlformats.org/officeDocument/2006/math" xmlns:v="urn:schemas-microsoft-com:vml" xmlns:wp14="http://schemas.microsoft.com/office/word/2010/wordprocessingDrawing" xmlns:wp="http://schemas.openxmlformats.org/drawingml/2006/wordprocessingDrawing" xmlns:w="http://schemas.openxmlformats.org/wordprocessingml/2006/main" xmlns:w14="http://schemas.microsoft.com/office/word/2010/wordml" xmlns:w15="http://schemas.microsoft.com/office/word/2012/wordml" xmlns:w10="urn:schemas-microsoft-com:office:word" xmlns:wpg="http://schemas.microsoft.com/office/word/2010/wordprocessingGroup" xmlns:wpi="http://schemas.microsoft.com/office/word/2010/wordprocessingInk" xmlns:wne="http://schemas.microsoft.com/office/word/2006/wordml" xmlns:wps="http://schemas.microsoft.com/office/word/2010/wordprocessingShape" xmlns:wpsCustomData="http://www.wps.cn/officeDocument/2013/wpsCustomData" mc:Ignorable="w14 w15 wp14">
   <w:footnote w:type="separator" w:id="0">
     <w:p>
@@ -3414,7 +3573,7 @@
 </w:footnotes>
 </file>
 
-<file path=word/numbering.xml><?xml version="1.0" encoding="utf-8"?>
+<file path=word\numbering.xml><?xml version="1.0" encoding="utf-8"?>
 <w:numbering xmlns:wpc="http://schemas.microsoft.com/office/word/2010/wordprocessingCanvas" xmlns:mc="http://schemas.openxmlformats.org/markup-compatibility/2006" xmlns:o="urn:schemas-microsoft-com:office:office" xmlns:r="http://schemas.openxmlformats.org/officeDocument/2006/relationships" xmlns:m="http://schemas.openxmlformats.org/officeDocument/2006/math" xmlns:v="urn:schemas-microsoft-com:vml" xmlns:wp14="http://schemas.microsoft.com/office/word/2010/wordprocessingDrawing" xmlns:wp="http://schemas.openxmlformats.org/drawingml/2006/wordprocessingDrawing" xmlns:w10="urn:schemas-microsoft-com:office:word" xmlns:w="http://schemas.openxmlformats.org/wordprocessingml/2006/main" xmlns:w14="http://schemas.microsoft.com/office/word/2010/wordml" xmlns:wpg="http://schemas.microsoft.com/office/word/2010/wordprocessingGroup" xmlns:wpi="http://schemas.microsoft.com/office/word/2010/wordprocessingInk" xmlns:wne="http://schemas.microsoft.com/office/word/2006/wordml" xmlns:wps="http://schemas.microsoft.com/office/word/2010/wordprocessingShape" xmlns:wpsCustomData="http://www.wps.cn/officeDocument/2013/wpsCustomData" mc:Ignorable="w14 wp14">
   <w:abstractNum w:abstractNumId="0">
     <w:nsid w:val="1D462DDB"/>
@@ -3624,7 +3783,122 @@
 </w:numbering>
 </file>
 
-<file path=word/styles.xml><?xml version="1.0" encoding="utf-8"?>
+<file path=word\settings.xml><?xml version="1.0" encoding="utf-8"?>
+<w:settings xmlns:mc="http://schemas.openxmlformats.org/markup-compatibility/2006" xmlns:o="urn:schemas-microsoft-com:office:office" xmlns:r="http://schemas.openxmlformats.org/officeDocument/2006/relationships" xmlns:m="http://schemas.openxmlformats.org/officeDocument/2006/math" xmlns:v="urn:schemas-microsoft-com:vml" xmlns:w10="urn:schemas-microsoft-com:office:word" xmlns:w="http://schemas.openxmlformats.org/wordprocessingml/2006/main" xmlns:w14="http://schemas.microsoft.com/office/word/2010/wordml" xmlns:sl="http://schemas.openxmlformats.org/schemaLibrary/2006/main" xmlns:wpsCustomData="http://www.wps.cn/officeDocument/2013/wpsCustomData" mc:Ignorable="w14">
+  <w:zoom w:percent="150"/>
+  <w:bordersDoNotSurroundHeader w:val="0"/>
+  <w:bordersDoNotSurroundFooter w:val="0"/>
+  <w:documentProtection w:enforcement="0"/>
+  <w:defaultTabStop w:val="720"/>
+  <w:hyphenationZone w:val="360"/>
+  <w:drawingGridHorizontalSpacing w:val="100"/>
+  <w:displayHorizontalDrawingGridEvery w:val="1"/>
+  <w:displayVerticalDrawingGridEvery w:val="1"/>
+  <w:noPunctuationKerning w:val="1"/>
+  <w:characterSpacingControl w:val="doNotCompress"/>
+  <w:footnotePr>
+    <w:footnote w:id="0"/>
+    <w:footnote w:id="1"/>
+  </w:footnotePr>
+  <w:endnotePr>
+    <w:endnote w:id="0"/>
+    <w:endnote w:id="1"/>
+  </w:endnotePr>
+  <w:compat>
+    <w:doNotExpandShiftReturn/>
+    <w:doNotWrapTextWithPunct/>
+    <w:doNotUseEastAsianBreakRules/>
+    <w:compatSetting w:name="compatibilityMode" w:uri="http://schemas.microsoft.com/office/word" w:val="14"/>
+    <w:compatSetting w:name="overrideTableStyleFontSizeAndJustification" w:uri="http://schemas.microsoft.com/office/word" w:val="1"/>
+    <w:compatSetting w:name="enableOpenTypeFeatures" w:uri="http://schemas.microsoft.com/office/word" w:val="1"/>
+    <w:compatSetting w:name="doNotFlipMirrorIndents" w:uri="http://schemas.microsoft.com/office/word" w:val="1"/>
+  </w:compat>
+  <w:rsids>
+    <w:rsidRoot w:val="00F4626E"/>
+    <w:rsid w:val="00002103"/>
+    <w:rsid w:val="000142F6"/>
+    <w:rsid w:val="000530E0"/>
+    <w:rsid w:val="00056410"/>
+    <w:rsid w:val="000669ED"/>
+    <w:rsid w:val="000A030E"/>
+    <w:rsid w:val="000E212C"/>
+    <w:rsid w:val="000F3A60"/>
+    <w:rsid w:val="0014006D"/>
+    <w:rsid w:val="00196C7E"/>
+    <w:rsid w:val="0021076C"/>
+    <w:rsid w:val="00333ED1"/>
+    <w:rsid w:val="00371537"/>
+    <w:rsid w:val="004722E4"/>
+    <w:rsid w:val="004B5263"/>
+    <w:rsid w:val="004D112F"/>
+    <w:rsid w:val="004D719D"/>
+    <w:rsid w:val="005C23E4"/>
+    <w:rsid w:val="00652D23"/>
+    <w:rsid w:val="006723E5"/>
+    <w:rsid w:val="00677DAA"/>
+    <w:rsid w:val="006F4214"/>
+    <w:rsid w:val="0070560A"/>
+    <w:rsid w:val="00740386"/>
+    <w:rsid w:val="00782DA1"/>
+    <w:rsid w:val="007A0DB2"/>
+    <w:rsid w:val="00873BE0"/>
+    <w:rsid w:val="00886965"/>
+    <w:rsid w:val="008B5660"/>
+    <w:rsid w:val="009C1572"/>
+    <w:rsid w:val="009F7932"/>
+    <w:rsid w:val="00AD2F22"/>
+    <w:rsid w:val="00B10081"/>
+    <w:rsid w:val="00B85090"/>
+    <w:rsid w:val="00BD2FAA"/>
+    <w:rsid w:val="00BD64FE"/>
+    <w:rsid w:val="00CB54FC"/>
+    <w:rsid w:val="00CD2C66"/>
+    <w:rsid w:val="00CF6838"/>
+    <w:rsid w:val="00D509C5"/>
+    <w:rsid w:val="00D760FD"/>
+    <w:rsid w:val="00E83677"/>
+    <w:rsid w:val="00EA6434"/>
+    <w:rsid w:val="00F4626E"/>
+    <w:rsid w:val="00F90883"/>
+    <w:rsid w:val="00FE64D6"/>
+    <w:rsid w:val="16FE755A"/>
+    <w:rsid w:val="34F25235"/>
+    <w:rsid w:val="5ADA4393"/>
+    <w:rsid w:val="67861DC8"/>
+  </w:rsids>
+  <m:mathPr>
+    <m:brkBin m:val="before"/>
+    <m:brkBinSub m:val="--"/>
+    <m:smallFrac m:val="0"/>
+    <m:dispDef/>
+    <m:lMargin m:val="0"/>
+    <m:rMargin m:val="0"/>
+    <m:defJc m:val="centerGroup"/>
+    <m:wrapIndent m:val="1440"/>
+    <m:intLim m:val="subSup"/>
+    <m:naryLim m:val="undOvr"/>
+  </m:mathPr>
+  <w:uiCompat97To2003/>
+  <w:themeFontLang w:val="en-US" w:eastAsia="zh-CN"/>
+  <w:clrSchemeMapping w:bg1="light1" w:t1="dark1" w:bg2="light2" w:t2="dark2" w:accent1="accent1" w:accent2="accent2" w:accent3="accent3" w:accent4="accent4" w:accent5="accent5" w:accent6="accent6" w:hyperlink="hyperlink" w:followedHyperlink="followedHyperlink"/>
+  <w:shapeDefaults>
+    <o:shapedefaults fillcolor="#FFFFFF" fill="t" stroke="t">
+      <v:fill on="t" focussize="0,0"/>
+      <v:stroke color="#000000"/>
+    </o:shapedefaults>
+    <o:shapelayout v:ext="edit">
+      <o:idmap v:ext="edit" data="1"/>
+    </o:shapelayout>
+  </w:shapeDefaults>
+  <mc:AlternateContent>
+    <mc:Choice Requires="wpsCustomData">
+      <wpsCustomData:typoFeatureVersion val="0"/>
+    </mc:Choice>
+  </mc:AlternateContent>
+</w:settings>
+</file>
+
+<file path=word\styles.xml><?xml version="1.0" encoding="utf-8"?>
 <w:styles xmlns:mc="http://schemas.openxmlformats.org/markup-compatibility/2006" xmlns:o="urn:schemas-microsoft-com:office:office" xmlns:r="http://schemas.openxmlformats.org/officeDocument/2006/relationships" xmlns:m="http://schemas.openxmlformats.org/officeDocument/2006/math" xmlns:v="urn:schemas-microsoft-com:vml" xmlns:w="http://schemas.openxmlformats.org/wordprocessingml/2006/main" xmlns:w14="http://schemas.microsoft.com/office/word/2010/wordml" xmlns:w10="urn:schemas-microsoft-com:office:word" xmlns:sl="http://schemas.openxmlformats.org/schemaLibrary/2006/main" xmlns:wpsCustomData="http://www.wps.cn/officeDocument/2013/wpsCustomData" mc:Ignorable="w14">
   <w:docDefaults>
     <w:rPrDefault>
@@ -4020,7 +4294,7 @@
 </w:styles>
 </file>
 
-<file path=word/theme/theme1.xml><?xml version="1.0" encoding="utf-8"?>
+<file path=word\theme\theme1.xml><?xml version="1.0" encoding="utf-8"?>
 <a:theme xmlns:a="http://schemas.openxmlformats.org/drawingml/2006/main" name="Office">
   <a:themeElements>
     <a:clrScheme name="Office">
@@ -4302,21 +4576,4 @@
   </a:themeElements>
   <a:objectDefaults/>
 </a:theme>
-</file>
-
-<file path=customXml/item1.xml><?xml version="1.0" encoding="utf-8"?>
-<s:customData xmlns="http://www.wps.cn/officeDocument/2013/wpsCustomData" xmlns:s="http://www.wps.cn/officeDocument/2013/wpsCustomData">
-  <customSectProps/>
-  <customShpExts>
-    <customShpInfo spid="_x0000_s1026" textRotate="1"/>
-  </customShpExts>
-</s:customData>
-</file>
-
-<file path=customXml/itemProps1.xml><?xml version="1.0" encoding="utf-8"?>
-<ds:datastoreItem xmlns:ds="http://schemas.openxmlformats.org/officeDocument/2006/customXml" ds:itemID="{B1977F7D-205B-4081-913C-38D41E755F92}">
-  <ds:schemaRefs>
-    <ds:schemaRef ds:uri="http://www.wps.cn/officeDocument/2013/wpsCustomData"/>
-  </ds:schemaRefs>
-</ds:datastoreItem>
 </file>
--- a/backend-app/samples/biểu mẫu tiệc/Phiếu góp ý tiệc ky hoa.docx
+++ b/backend-app/samples/biểu mẫu tiệc/Phiếu góp ý tiệc ky hoa.docx
@@ -1,65 +1,5 @@
 
-<file path=customXml\item1.xml><?xml version="1.0" encoding="utf-8"?>
-<s:customData xmlns="http://www.wps.cn/officeDocument/2013/wpsCustomData" xmlns:s="http://www.wps.cn/officeDocument/2013/wpsCustomData">
-  <customSectProps/>
-  <customShpExts>
-    <customShpInfo spid="_x0000_s1026" textRotate="1"/>
-  </customShpExts>
-</s:customData>
-</file>
-
-<file path=customXml\itemProps1.xml><?xml version="1.0" encoding="utf-8"?>
-<ds:datastoreItem xmlns:ds="http://schemas.openxmlformats.org/officeDocument/2006/customXml" ds:itemID="{B1977F7D-205B-4081-913C-38D41E755F92}">
-  <ds:schemaRefs>
-    <ds:schemaRef ds:uri="http://www.wps.cn/officeDocument/2013/wpsCustomData"/>
-  </ds:schemaRefs>
-</ds:datastoreItem>
-</file>
-
-<file path=docProps\app.xml><?xml version="1.0" encoding="utf-8"?>
-<Properties xmlns="http://schemas.openxmlformats.org/officeDocument/2006/extended-properties" xmlns:vt="http://schemas.openxmlformats.org/officeDocument/2006/docPropsVTypes">
-  <Template>Normal</Template>
-  <Company>Microsoft</Company>
-  <Pages>1</Pages>
-  <Words>230</Words>
-  <Characters>1058</Characters>
-  <Lines>13</Lines>
-  <Paragraphs>3</Paragraphs>
-  <TotalTime>1</TotalTime>
-  <ScaleCrop>false</ScaleCrop>
-  <LinksUpToDate>false</LinksUpToDate>
-  <CharactersWithSpaces>1449</CharactersWithSpaces>
-  <Application>WPS Office_12.1.0.26880_F1E327BC-269C-435d-A152-05C5408002CA</Application>
-  <DocSecurity>0</DocSecurity>
-</Properties>
-</file>
-
-<file path=docProps\core.xml><?xml version="1.0" encoding="utf-8"?>
-<cp:coreProperties xmlns:cp="http://schemas.openxmlformats.org/package/2006/metadata/core-properties" xmlns:dc="http://purl.org/dc/elements/1.1/" xmlns:dcterms="http://purl.org/dc/terms/" xmlns:dcmitype="http://purl.org/dc/dcmitype/" xmlns:xsi="http://www.w3.org/2001/XMLSchema-instance">
-  <dcterms:created xsi:type="dcterms:W3CDTF">2016-03-24T08:13:00Z</dcterms:created>
-  <dc:creator>A</dc:creator>
-  <cp:lastModifiedBy>Dell3070</cp:lastModifiedBy>
-  <cp:lastPrinted>2020-10-06T04:27:00Z</cp:lastPrinted>
-  <dcterms:modified xsi:type="dcterms:W3CDTF">2026-06-10T06:16:31Z</dcterms:modified>
-  <cp:revision>24</cp:revision>
-</cp:coreProperties>
-</file>
-
-<file path=docProps\custom.xml><?xml version="1.0" encoding="utf-8"?>
-<Properties xmlns="http://schemas.openxmlformats.org/officeDocument/2006/custom-properties" xmlns:vt="http://schemas.openxmlformats.org/officeDocument/2006/docPropsVTypes">
-  <property fmtid="{D5CDD505-2E9C-101B-9397-08002B2CF9AE}" pid="2" name="KSOProductBuildVer">
-    <vt:lpwstr>1033-12.1.0.26880</vt:lpwstr>
-  </property>
-  <property fmtid="{D5CDD505-2E9C-101B-9397-08002B2CF9AE}" pid="3" name="ICV">
-    <vt:lpwstr>8D65CF1899E24B4FB7839A360A63B88D_13</vt:lpwstr>
-  </property>
-  <property fmtid="{D5CDD505-2E9C-101B-9397-08002B2CF9AE}" pid="4" name="KSOTemplateDocerSaveRecord">
-    <vt:lpwstr>eyJoZGlkIjoiYTJmYzZiNzA0MjJkZjA3YmRmYTQ1N2VlZWVlZDk3MzgifQ==</vt:lpwstr>
-  </property>
-</Properties>
-</file>
-
-<file path=word\document.xml><?xml version="1.0" encoding="utf-8"?>
+<file path=word/document.xml><?xml version="1.0" encoding="utf-8"?>
 <w:document xmlns:wpc="http://schemas.microsoft.com/office/word/2010/wordprocessingCanvas" xmlns:mc="http://schemas.openxmlformats.org/markup-compatibility/2006" xmlns:o="urn:schemas-microsoft-com:office:office" xmlns:r="http://schemas.openxmlformats.org/officeDocument/2006/relationships" xmlns:m="http://schemas.openxmlformats.org/officeDocument/2006/math" xmlns:v="urn:schemas-microsoft-com:vml" xmlns:wp14="http://schemas.microsoft.com/office/word/2010/wordprocessingDrawing" xmlns:wp="http://schemas.openxmlformats.org/drawingml/2006/wordprocessingDrawing" xmlns:w="http://schemas.openxmlformats.org/wordprocessingml/2006/main" xmlns:w14="http://schemas.microsoft.com/office/word/2010/wordml" xmlns:w10="urn:schemas-microsoft-com:office:word" xmlns:w15="http://schemas.microsoft.com/office/word/2012/wordml" xmlns:wpg="http://schemas.microsoft.com/office/word/2010/wordprocessingGroup" xmlns:wpi="http://schemas.microsoft.com/office/word/2010/wordprocessingInk" xmlns:wne="http://schemas.microsoft.com/office/word/2006/wordml" xmlns:wps="http://schemas.microsoft.com/office/word/2010/wordprocessingShape" xmlns:wpsCustomData="http://www.wps.cn/officeDocument/2013/wpsCustomData" mc:Ignorable="w14 w15 wp14">
   <w:body>
     <w:p>
@@ -270,7 +210,7 @@
           <w:sz w:val="24"/>
           <w:szCs w:val="18"/>
         </w:rPr>
-        <w:t xml:space="preserve"> Queen Plaza Kỳ Hòa</w:t>
+        <w:t xml:space="preserve"> {BenATenCongTy}</w:t>
       </w:r>
       <w:r>
         <w:rPr>
@@ -316,7 +256,7 @@
           <w:sz w:val="24"/>
           <w:szCs w:val="18"/>
         </w:rPr>
-        <w:t>Queen Plaza Kỳ Hòa.</w:t>
+        <w:t>{BenATenCongTy}.</w:t>
       </w:r>
     </w:p>
     <w:p>
@@ -3129,7 +3069,7 @@
           <w:b/>
           <w:i/>
         </w:rPr>
-        <w:t xml:space="preserve">Queen Plaza Kỳ Hòa </w:t>
+        <w:t xml:space="preserve">{BenATenCongTy} </w:t>
       </w:r>
       <w:r>
         <w:rPr>
@@ -3176,7 +3116,7 @@
           <w:rFonts w:ascii="Times New Roman" w:hAnsi="Times New Roman"/>
           <w:b/>
         </w:rPr>
-        <w:t>Ban Quản Lý Queen Plaza Kỳ Hòa</w:t>
+        <w:t>Ban Quản Lý {BenATenCongTy}</w:t>
       </w:r>
     </w:p>
     <w:p>
@@ -3424,7 +3364,7 @@
 </w:document>
 </file>
 
-<file path=word\endnotes.xml><?xml version="1.0" encoding="utf-8"?>
+<file path=word/endnotes.xml><?xml version="1.0" encoding="utf-8"?>
 <w:endnotes xmlns:wpc="http://schemas.microsoft.com/office/word/2010/wordprocessingCanvas" xmlns:mc="http://schemas.openxmlformats.org/markup-compatibility/2006" xmlns:o="urn:schemas-microsoft-com:office:office" xmlns:r="http://schemas.openxmlformats.org/officeDocument/2006/relationships" xmlns:m="http://schemas.openxmlformats.org/officeDocument/2006/math" xmlns:v="urn:schemas-microsoft-com:vml" xmlns:wp14="http://schemas.microsoft.com/office/word/2010/wordprocessingDrawing" xmlns:wp="http://schemas.openxmlformats.org/drawingml/2006/wordprocessingDrawing" xmlns:w="http://schemas.openxmlformats.org/wordprocessingml/2006/main" xmlns:w14="http://schemas.microsoft.com/office/word/2010/wordml" xmlns:w15="http://schemas.microsoft.com/office/word/2012/wordml" xmlns:w10="urn:schemas-microsoft-com:office:word" xmlns:wpg="http://schemas.microsoft.com/office/word/2010/wordprocessingGroup" xmlns:wpi="http://schemas.microsoft.com/office/word/2010/wordprocessingInk" xmlns:wne="http://schemas.microsoft.com/office/word/2006/wordml" xmlns:wps="http://schemas.microsoft.com/office/word/2010/wordprocessingShape" xmlns:wpsCustomData="http://www.wps.cn/officeDocument/2013/wpsCustomData" mc:Ignorable="w14 w15 wp14">
   <w:endnote w:type="separator" w:id="0">
     <w:p>
@@ -3449,106 +3389,7 @@
 </w:endnotes>
 </file>
 
-<file path=word\fontTable.xml><?xml version="1.0" encoding="utf-8"?>
-<w:fonts xmlns:mc="http://schemas.openxmlformats.org/markup-compatibility/2006" xmlns:r="http://schemas.openxmlformats.org/officeDocument/2006/relationships" xmlns:w="http://schemas.openxmlformats.org/wordprocessingml/2006/main" xmlns:w14="http://schemas.microsoft.com/office/word/2010/wordml" mc:Ignorable="w14">
-  <w:font w:name="Times New Roman">
-    <w:panose1 w:val="02020603050405020304"/>
-    <w:charset w:val="A3"/>
-    <w:family w:val="roman"/>
-    <w:pitch w:val="default"/>
-    <w:sig w:usb0="E0002EFF" w:usb1="C000785B" w:usb2="00000009" w:usb3="00000000" w:csb0="400001FF" w:csb1="FFFF0000"/>
-  </w:font>
-  <w:font w:name="宋体">
-    <w:altName w:val="SimSun"/>
-    <w:panose1 w:val="02010600030101010101"/>
-    <w:charset w:val="86"/>
-    <w:family w:val="auto"/>
-    <w:pitch w:val="variable"/>
-    <w:sig w:usb0="00000003" w:usb1="080E0000" w:usb2="00000010" w:usb3="00000000" w:csb0="00040001" w:csb1="00000000"/>
-  </w:font>
-  <w:font w:name="SimSun">
-    <w:panose1 w:val="02010600030101010101"/>
-    <w:charset w:val="86"/>
-    <w:family w:val="auto"/>
-    <w:pitch w:val="default"/>
-    <w:sig w:usb0="00000203" w:usb1="288F0000" w:usb2="00000006" w:usb3="00000000" w:csb0="00040001" w:csb1="00000000"/>
-  </w:font>
-  <w:font w:name="Arial">
-    <w:panose1 w:val="020B0604020202020204"/>
-    <w:charset w:val="00"/>
-    <w:family w:val="swiss"/>
-    <w:pitch w:val="default"/>
-    <w:sig w:usb0="E0002EFF" w:usb1="C000785B" w:usb2="00000009" w:usb3="00000000" w:csb0="400001FF" w:csb1="FFFF0000"/>
-  </w:font>
-  <w:font w:name="黑体">
-    <w:altName w:val="SimSun"/>
-    <w:panose1 w:val="02010600030101010101"/>
-    <w:charset w:val="86"/>
-    <w:family w:val="auto"/>
-    <w:pitch w:val="default"/>
-    <w:sig w:usb0="00000001" w:usb1="080E0000" w:usb2="00000010" w:usb3="00000000" w:csb0="00040000" w:csb1="00000000"/>
-  </w:font>
-  <w:font w:name="Courier New">
-    <w:panose1 w:val="02070309020205020404"/>
-    <w:charset w:val="00"/>
-    <w:family w:val="modern"/>
-    <w:pitch w:val="default"/>
-    <w:sig w:usb0="E0002EFF" w:usb1="C0007843" w:usb2="00000009" w:usb3="00000000" w:csb0="400001FF" w:csb1="FFFF0000"/>
-  </w:font>
-  <w:font w:name="Wingdings">
-    <w:panose1 w:val="05000000000000000000"/>
-    <w:charset w:val="02"/>
-    <w:family w:val="auto"/>
-    <w:pitch w:val="default"/>
-    <w:sig w:usb0="00000000" w:usb1="00000000" w:usb2="00000000" w:usb3="00000000" w:csb0="80000000" w:csb1="00000000"/>
-  </w:font>
-  <w:font w:name="Calibri">
-    <w:panose1 w:val="020F0502020204030204"/>
-    <w:charset w:val="00"/>
-    <w:family w:val="swiss"/>
-    <w:pitch w:val="default"/>
-    <w:sig w:usb0="E4002EFF" w:usb1="C200247B" w:usb2="00000009" w:usb3="00000000" w:csb0="200001FF" w:csb1="00000000"/>
-  </w:font>
-  <w:font w:name="等线">
-    <w:altName w:val="Microsoft YaHei"/>
-    <w:panose1 w:val="00000000000000000000"/>
-    <w:charset w:val="86"/>
-    <w:family w:val="auto"/>
-    <w:pitch w:val="default"/>
-    <w:sig w:usb0="00000000" w:usb1="00000000" w:usb2="00000000" w:usb3="00000000" w:csb0="00000000" w:csb1="00000000"/>
-  </w:font>
-  <w:font w:name="Tahoma">
-    <w:panose1 w:val="020B0604030504040204"/>
-    <w:charset w:val="A3"/>
-    <w:family w:val="swiss"/>
-    <w:pitch w:val="default"/>
-    <w:sig w:usb0="E1002EFF" w:usb1="C000605B" w:usb2="00000029" w:usb3="00000000" w:csb0="200101FF" w:csb1="20280000"/>
-  </w:font>
-  <w:font w:name="Symbol">
-    <w:panose1 w:val="05050102010706020507"/>
-    <w:charset w:val="02"/>
-    <w:family w:val="roman"/>
-    <w:pitch w:val="default"/>
-    <w:sig w:usb0="00000000" w:usb1="00000000" w:usb2="00000000" w:usb3="00000000" w:csb0="80000000" w:csb1="00000000"/>
-  </w:font>
-  <w:font w:name="Consolas">
-    <w:panose1 w:val="020B0609020204030204"/>
-    <w:charset w:val="00"/>
-    <w:family w:val="auto"/>
-    <w:pitch w:val="default"/>
-    <w:sig w:usb0="E00006FF" w:usb1="0000FCFF" w:usb2="00000001" w:usb3="00000000" w:csb0="6000019F" w:csb1="DFD70000"/>
-  </w:font>
-  <w:font w:name="Microsoft YaHei">
-    <w:panose1 w:val="020B0503020204020204"/>
-    <w:charset w:val="86"/>
-    <w:family w:val="auto"/>
-    <w:pitch w:val="default"/>
-    <w:sig w:usb0="80000287" w:usb1="2ACF3C50" w:usb2="00000016" w:usb3="00000000" w:csb0="0004001F" w:csb1="00000000"/>
-  </w:font>
-</w:fonts>
-</file>
-
-<file path=word\footnotes.xml><?xml version="1.0" encoding="utf-8"?>
+<file path=word/footnotes.xml><?xml version="1.0" encoding="utf-8"?>
 <w:footnotes xmlns:wpc="http://schemas.microsoft.com/office/word/2010/wordprocessingCanvas" xmlns:mc="http://schemas.openxmlformats.org/markup-compatibility/2006" xmlns:o="urn:schemas-microsoft-com:office:office" xmlns:r="http://schemas.openxmlformats.org/officeDocument/2006/relationships" xmlns:m="http://schemas.openxmlformats.org/officeDocument/2006/math" xmlns:v="urn:schemas-microsoft-com:vml" xmlns:wp14="http://schemas.microsoft.com/office/word/2010/wordprocessingDrawing" xmlns:wp="http://schemas.openxmlformats.org/drawingml/2006/wordprocessingDrawing" xmlns:w="http://schemas.openxmlformats.org/wordprocessingml/2006/main" xmlns:w14="http://schemas.microsoft.com/office/word/2010/wordml" xmlns:w15="http://schemas.microsoft.com/office/word/2012/wordml" xmlns:w10="urn:schemas-microsoft-com:office:word" xmlns:wpg="http://schemas.microsoft.com/office/word/2010/wordprocessingGroup" xmlns:wpi="http://schemas.microsoft.com/office/word/2010/wordprocessingInk" xmlns:wne="http://schemas.microsoft.com/office/word/2006/wordml" xmlns:wps="http://schemas.microsoft.com/office/word/2010/wordprocessingShape" xmlns:wpsCustomData="http://www.wps.cn/officeDocument/2013/wpsCustomData" mc:Ignorable="w14 w15 wp14">
   <w:footnote w:type="separator" w:id="0">
     <w:p>
@@ -3573,7 +3414,7 @@
 </w:footnotes>
 </file>
 
-<file path=word\numbering.xml><?xml version="1.0" encoding="utf-8"?>
+<file path=word/numbering.xml><?xml version="1.0" encoding="utf-8"?>
 <w:numbering xmlns:wpc="http://schemas.microsoft.com/office/word/2010/wordprocessingCanvas" xmlns:mc="http://schemas.openxmlformats.org/markup-compatibility/2006" xmlns:o="urn:schemas-microsoft-com:office:office" xmlns:r="http://schemas.openxmlformats.org/officeDocument/2006/relationships" xmlns:m="http://schemas.openxmlformats.org/officeDocument/2006/math" xmlns:v="urn:schemas-microsoft-com:vml" xmlns:wp14="http://schemas.microsoft.com/office/word/2010/wordprocessingDrawing" xmlns:wp="http://schemas.openxmlformats.org/drawingml/2006/wordprocessingDrawing" xmlns:w10="urn:schemas-microsoft-com:office:word" xmlns:w="http://schemas.openxmlformats.org/wordprocessingml/2006/main" xmlns:w14="http://schemas.microsoft.com/office/word/2010/wordml" xmlns:wpg="http://schemas.microsoft.com/office/word/2010/wordprocessingGroup" xmlns:wpi="http://schemas.microsoft.com/office/word/2010/wordprocessingInk" xmlns:wne="http://schemas.microsoft.com/office/word/2006/wordml" xmlns:wps="http://schemas.microsoft.com/office/word/2010/wordprocessingShape" xmlns:wpsCustomData="http://www.wps.cn/officeDocument/2013/wpsCustomData" mc:Ignorable="w14 wp14">
   <w:abstractNum w:abstractNumId="0">
     <w:nsid w:val="1D462DDB"/>
@@ -3783,122 +3624,7 @@
 </w:numbering>
 </file>
 
-<file path=word\settings.xml><?xml version="1.0" encoding="utf-8"?>
-<w:settings xmlns:mc="http://schemas.openxmlformats.org/markup-compatibility/2006" xmlns:o="urn:schemas-microsoft-com:office:office" xmlns:r="http://schemas.openxmlformats.org/officeDocument/2006/relationships" xmlns:m="http://schemas.openxmlformats.org/officeDocument/2006/math" xmlns:v="urn:schemas-microsoft-com:vml" xmlns:w10="urn:schemas-microsoft-com:office:word" xmlns:w="http://schemas.openxmlformats.org/wordprocessingml/2006/main" xmlns:w14="http://schemas.microsoft.com/office/word/2010/wordml" xmlns:sl="http://schemas.openxmlformats.org/schemaLibrary/2006/main" xmlns:wpsCustomData="http://www.wps.cn/officeDocument/2013/wpsCustomData" mc:Ignorable="w14">
-  <w:zoom w:percent="150"/>
-  <w:bordersDoNotSurroundHeader w:val="0"/>
-  <w:bordersDoNotSurroundFooter w:val="0"/>
-  <w:documentProtection w:enforcement="0"/>
-  <w:defaultTabStop w:val="720"/>
-  <w:hyphenationZone w:val="360"/>
-  <w:drawingGridHorizontalSpacing w:val="100"/>
-  <w:displayHorizontalDrawingGridEvery w:val="1"/>
-  <w:displayVerticalDrawingGridEvery w:val="1"/>
-  <w:noPunctuationKerning w:val="1"/>
-  <w:characterSpacingControl w:val="doNotCompress"/>
-  <w:footnotePr>
-    <w:footnote w:id="0"/>
-    <w:footnote w:id="1"/>
-  </w:footnotePr>
-  <w:endnotePr>
-    <w:endnote w:id="0"/>
-    <w:endnote w:id="1"/>
-  </w:endnotePr>
-  <w:compat>
-    <w:doNotExpandShiftReturn/>
-    <w:doNotWrapTextWithPunct/>
-    <w:doNotUseEastAsianBreakRules/>
-    <w:compatSetting w:name="compatibilityMode" w:uri="http://schemas.microsoft.com/office/word" w:val="14"/>
-    <w:compatSetting w:name="overrideTableStyleFontSizeAndJustification" w:uri="http://schemas.microsoft.com/office/word" w:val="1"/>
-    <w:compatSetting w:name="enableOpenTypeFeatures" w:uri="http://schemas.microsoft.com/office/word" w:val="1"/>
-    <w:compatSetting w:name="doNotFlipMirrorIndents" w:uri="http://schemas.microsoft.com/office/word" w:val="1"/>
-  </w:compat>
-  <w:rsids>
-    <w:rsidRoot w:val="00F4626E"/>
-    <w:rsid w:val="00002103"/>
-    <w:rsid w:val="000142F6"/>
-    <w:rsid w:val="000530E0"/>
-    <w:rsid w:val="00056410"/>
-    <w:rsid w:val="000669ED"/>
-    <w:rsid w:val="000A030E"/>
-    <w:rsid w:val="000E212C"/>
-    <w:rsid w:val="000F3A60"/>
-    <w:rsid w:val="0014006D"/>
-    <w:rsid w:val="00196C7E"/>
-    <w:rsid w:val="0021076C"/>
-    <w:rsid w:val="00333ED1"/>
-    <w:rsid w:val="00371537"/>
-    <w:rsid w:val="004722E4"/>
-    <w:rsid w:val="004B5263"/>
-    <w:rsid w:val="004D112F"/>
-    <w:rsid w:val="004D719D"/>
-    <w:rsid w:val="005C23E4"/>
-    <w:rsid w:val="00652D23"/>
-    <w:rsid w:val="006723E5"/>
-    <w:rsid w:val="00677DAA"/>
-    <w:rsid w:val="006F4214"/>
-    <w:rsid w:val="0070560A"/>
-    <w:rsid w:val="00740386"/>
-    <w:rsid w:val="00782DA1"/>
-    <w:rsid w:val="007A0DB2"/>
-    <w:rsid w:val="00873BE0"/>
-    <w:rsid w:val="00886965"/>
-    <w:rsid w:val="008B5660"/>
-    <w:rsid w:val="009C1572"/>
-    <w:rsid w:val="009F7932"/>
-    <w:rsid w:val="00AD2F22"/>
-    <w:rsid w:val="00B10081"/>
-    <w:rsid w:val="00B85090"/>
-    <w:rsid w:val="00BD2FAA"/>
-    <w:rsid w:val="00BD64FE"/>
-    <w:rsid w:val="00CB54FC"/>
-    <w:rsid w:val="00CD2C66"/>
-    <w:rsid w:val="00CF6838"/>
-    <w:rsid w:val="00D509C5"/>
-    <w:rsid w:val="00D760FD"/>
-    <w:rsid w:val="00E83677"/>
-    <w:rsid w:val="00EA6434"/>
-    <w:rsid w:val="00F4626E"/>
-    <w:rsid w:val="00F90883"/>
-    <w:rsid w:val="00FE64D6"/>
-    <w:rsid w:val="16FE755A"/>
-    <w:rsid w:val="34F25235"/>
-    <w:rsid w:val="5ADA4393"/>
-    <w:rsid w:val="67861DC8"/>
-  </w:rsids>
-  <m:mathPr>
-    <m:brkBin m:val="before"/>
-    <m:brkBinSub m:val="--"/>
-    <m:smallFrac m:val="0"/>
-    <m:dispDef/>
-    <m:lMargin m:val="0"/>
-    <m:rMargin m:val="0"/>
-    <m:defJc m:val="centerGroup"/>
-    <m:wrapIndent m:val="1440"/>
-    <m:intLim m:val="subSup"/>
-    <m:naryLim m:val="undOvr"/>
-  </m:mathPr>
-  <w:uiCompat97To2003/>
-  <w:themeFontLang w:val="en-US" w:eastAsia="zh-CN"/>
-  <w:clrSchemeMapping w:bg1="light1" w:t1="dark1" w:bg2="light2" w:t2="dark2" w:accent1="accent1" w:accent2="accent2" w:accent3="accent3" w:accent4="accent4" w:accent5="accent5" w:accent6="accent6" w:hyperlink="hyperlink" w:followedHyperlink="followedHyperlink"/>
-  <w:shapeDefaults>
-    <o:shapedefaults fillcolor="#FFFFFF" fill="t" stroke="t">
-      <v:fill on="t" focussize="0,0"/>
-      <v:stroke color="#000000"/>
-    </o:shapedefaults>
-    <o:shapelayout v:ext="edit">
-      <o:idmap v:ext="edit" data="1"/>
-    </o:shapelayout>
-  </w:shapeDefaults>
-  <mc:AlternateContent>
-    <mc:Choice Requires="wpsCustomData">
-      <wpsCustomData:typoFeatureVersion val="0"/>
-    </mc:Choice>
-  </mc:AlternateContent>
-</w:settings>
-</file>
-
-<file path=word\styles.xml><?xml version="1.0" encoding="utf-8"?>
+<file path=word/styles.xml><?xml version="1.0" encoding="utf-8"?>
 <w:styles xmlns:mc="http://schemas.openxmlformats.org/markup-compatibility/2006" xmlns:o="urn:schemas-microsoft-com:office:office" xmlns:r="http://schemas.openxmlformats.org/officeDocument/2006/relationships" xmlns:m="http://schemas.openxmlformats.org/officeDocument/2006/math" xmlns:v="urn:schemas-microsoft-com:vml" xmlns:w="http://schemas.openxmlformats.org/wordprocessingml/2006/main" xmlns:w14="http://schemas.microsoft.com/office/word/2010/wordml" xmlns:w10="urn:schemas-microsoft-com:office:word" xmlns:sl="http://schemas.openxmlformats.org/schemaLibrary/2006/main" xmlns:wpsCustomData="http://www.wps.cn/officeDocument/2013/wpsCustomData" mc:Ignorable="w14">
   <w:docDefaults>
     <w:rPrDefault>
@@ -4294,7 +4020,7 @@
 </w:styles>
 </file>
 
-<file path=word\theme\theme1.xml><?xml version="1.0" encoding="utf-8"?>
+<file path=word/theme/theme1.xml><?xml version="1.0" encoding="utf-8"?>
 <a:theme xmlns:a="http://schemas.openxmlformats.org/drawingml/2006/main" name="Office">
   <a:themeElements>
     <a:clrScheme name="Office">
@@ -4576,4 +4302,21 @@
   </a:themeElements>
   <a:objectDefaults/>
 </a:theme>
+</file>
+
+<file path=customXml/item1.xml><?xml version="1.0" encoding="utf-8"?>
+<s:customData xmlns="http://www.wps.cn/officeDocument/2013/wpsCustomData" xmlns:s="http://www.wps.cn/officeDocument/2013/wpsCustomData">
+  <customSectProps/>
+  <customShpExts>
+    <customShpInfo spid="_x0000_s1026" textRotate="1"/>
+  </customShpExts>
+</s:customData>
+</file>
+
+<file path=customXml/itemProps1.xml><?xml version="1.0" encoding="utf-8"?>
+<ds:datastoreItem xmlns:ds="http://schemas.openxmlformats.org/officeDocument/2006/customXml" ds:itemID="{B1977F7D-205B-4081-913C-38D41E755F92}">
+  <ds:schemaRefs>
+    <ds:schemaRef ds:uri="http://www.wps.cn/officeDocument/2013/wpsCustomData"/>
+  </ds:schemaRefs>
+</ds:datastoreItem>
 </file>